--- a/docs/manuscript_draft.docx
+++ b/docs/manuscript_draft.docx
@@ -11,7 +11,7 @@
           <w:b/>
           <w:sz w:val="30"/>
         </w:rPr>
-        <w:t>Cross-section sensitivity and the absence of a net-power window in proton–boron-11 fusion: a multi-regime kinetic study</w:t>
+        <w:t>Cross-section sensitivity and the fragility of net-power windows in proton–boron-11 fusion: a multi-regime kinetic study</w:t>
       </w:r>
     </w:p>
     <w:p>
@@ -51,19 +51,6 @@
           <w:sz w:val="20"/>
         </w:rPr>
         <w:t>ORCID: 0009-0006-7825-6809 · zzenfal97@gmail.com</w:t>
-      </w:r>
-    </w:p>
-    <w:p>
-      <w:pPr>
-        <w:jc w:val="center"/>
-      </w:pPr>
-      <w:r>
-        <w:rPr>
-          <w:b w:val="0"/>
-          <w:i/>
-          <w:sz w:val="19"/>
-        </w:rPr>
-        <w:t>Draft for submission to Physics of Plasmas (journal-neutral abstract; also suitable for Computer Physics Communications / Plasma Physics and Controlled Fusion).</w:t>
       </w:r>
     </w:p>
     <w:p>
@@ -140,7 +127,7 @@
           <w:b w:val="0"/>
           <w:i w:val="0"/>
         </w:rPr>
-        <w:t>The aneutronic proton–boron-11 reaction, p + ¹¹B → 3α + 8.68 MeV, is attractive for fusion energy because it releases its energy almost entirely in charged particles and produces no primary neutrons. Its drawback is equally well known: the reactivity peaks near 600 keV and the bremsstrahlung radiated by the high-Z, high-temperature electrons is comparable to the fusion power, so that thermal p-11B operates at best near the boundary of net energy production. Quantitative zero-dimensional power balances [Putvinski 2019] have placed the peak fusion-to-bremsstrahlung ratio only a few percent above unity, with onerous confinement requirements.</w:t>
+        <w:t>The aneutronic proton–boron-11 reaction, p + ¹¹B → 3α + 8.68 MeV, is attractive for fusion energy because it releases its energy almost entirely in charged particles and produces no primary neutrons. Its drawback is equally well known: the reactivity peaks near 600 keV and the bremsstrahlung radiated by the high-Z, high-temperature electrons is comparable to the fusion power, so that thermal p-11B operates at best near the boundary of net energy production. Quantitative zero-dimensional power balances [1] have placed the peak fusion-to-bremsstrahlung ratio only a few percent above unity, with onerous confinement requirements.</w:t>
       </w:r>
     </w:p>
     <w:p>
@@ -149,7 +136,7 @@
           <w:b w:val="0"/>
           <w:i w:val="0"/>
         </w:rPr>
-        <w:t>Two developments have renewed interest in a possible ignition window. First, re-evaluations of the fusion cross section [Tentori &amp; Belloni 2023; Wang et al. 2026] revise the reactivity relative to the long-standing Nevins–Swain parametrization [Nevins &amp; Swain 2000]. Second, kinetic effects—suprathermal proton tails sustained by slowing-down alpha particles, and nuclear (R-matrix) enhancement of large-angle alpha–proton elastic scattering [Belloni 2021]—have been proposed to raise the fusion power above its Maxwellian value. Because the underlying power balance is near unity, the conclusion (ignition window present or absent) is sensitive to each of these inputs and to their assumed magnitudes.</w:t>
+        <w:t>Two developments have renewed interest in a possible ignition window. First, re-evaluations of the fusion cross section [2, 3] revise the reactivity relative to the long-standing Nevins–Swain parametrization [4]. Second, kinetic effects—suprathermal proton tails sustained by slowing-down alpha particles, and nuclear (R-matrix) enhancement of large-angle alpha–proton elastic scattering [5]—have been proposed to raise the fusion power above its Maxwellian value. Because the underlying power balance is near unity, the conclusion (ignition window present or absent) is sensitive to each of these inputs and to their assumed magnitudes.</w:t>
       </w:r>
     </w:p>
     <w:p>
@@ -172,7 +159,7 @@
           <w:b w:val="0"/>
           <w:i w:val="0"/>
         </w:rPr>
-        <w:t xml:space="preserve">. Recent Physics of Plasmas studies have emphasized exactly this point for advanced-fuel power balances [Baalrud et al. 2025, PoP 32, 102709; Ochs 2026, PoP 33, 012703; Morozov et al. 2026, PoP 33, 042705]. The present work asks a single, falsifiable question: </w:t>
+        <w:t xml:space="preserve">. Recent Physics of Plasmas studies have emphasized exactly this point for advanced-fuel power balances [11]. The present work asks a single, falsifiable question: </w:t>
       </w:r>
       <w:r>
         <w:rPr>
@@ -394,7 +381,7 @@
           <w:b w:val="0"/>
           <w:i w:val="0"/>
         </w:rPr>
-        <w:t xml:space="preserve"> — Table 1 "this work" column, three energy segments with bare-amplitude Breit–Wigner resonances;</w:t>
+        <w:t xml:space="preserve"> [2] — Table 1 "this work" column, three energy segments with bare-amplitude Breit–Wigner resonances;</w:t>
       </w:r>
     </w:p>
     <w:p>
@@ -413,7 +400,7 @@
           <w:b w:val="0"/>
           <w:i w:val="0"/>
         </w:rPr>
-        <w:t xml:space="preserve"> — Table 1, five resonances, the 148 keV narrow resonance retained;</w:t>
+        <w:t xml:space="preserve"> [3] — Table 1, five resonances, the 148 keV narrow resonance retained;</w:t>
       </w:r>
     </w:p>
     <w:p>
@@ -432,7 +419,7 @@
           <w:b w:val="0"/>
           <w:i w:val="0"/>
         </w:rPr>
-        <w:t xml:space="preserve"> — the "Nevins and Swain" reference column of TB Table 1, evaluated identically.</w:t>
+        <w:t xml:space="preserve"> [4] — the "Nevins and Swain" reference column of TB Table 1, evaluated identically.</w:t>
       </w:r>
     </w:p>
     <w:p>
@@ -524,7 +511,7 @@
           <w:i w:val="0"/>
           <w:sz w:val="20"/>
         </w:rPr>
-        <w:t xml:space="preserve"> reactivity fit (Bosch–Hale/Peres form) is stated valid only to ~500 keV and plateaus beyond [Nevins &amp; Swain 2000]; evaluating it gives ⟨σv⟩ = 3.385×10⁻¹⁶ cm³/s at 300 keV, so that our NS S-factor integral lies </w:t>
+        <w:t xml:space="preserve"> reactivity fit (Bosch–Hale/Peres form) is stated valid only to ~500 keV and plateaus beyond [4]; evaluating it gives ⟨σv⟩ = 3.385×10⁻¹⁶ cm³/s at 300 keV, so that our NS S-factor integral lies </w:t>
       </w:r>
       <w:r>
         <w:rPr>
@@ -577,7 +564,7 @@
           <w:b w:val="0"/>
           <w:i w:val="0"/>
         </w:rPr>
-        <w:t>. The TB/Wang ratio is nearly flat at ~1.20; the TB/NS ratio rises from 1.24 (300 keV) to 1.45 (600 keV). The TB curve agrees with the original Tentori–Belloni tabulation to within 0.4%, and the low-temperature NS values are consistent with independent recent evaluations [Frontiers Nucl. Eng. 2026]. Figure 1 shows σ(E) and ⟨σv⟩(T) for all three. The ~20% spread in the reactivity is the single largest modeling uncertainty entering the power balance and is propagated explicitly below.</w:t>
+        <w:t>. The TB/Wang ratio is nearly flat at ~1.20; the TB/NS ratio rises from 1.24 (300 keV) to 1.45 (600 keV). The TB curve agrees with the original Tentori–Belloni tabulation to within 0.4%, and the low-temperature NS values are consistent with independent recent evaluations [12], and the parameterized cross sections reproduce the measured ¹¹B(p,α) S-factor [10]. Figure 1 shows σ(E) and ⟨σv⟩(T) for all three. The ~20% spread in the reactivity is the single largest modeling uncertainty entering the power balance and is propagated explicitly below.</w:t>
       </w:r>
     </w:p>
     <w:p>
@@ -659,7 +646,7 @@
           <w:b w:val="0"/>
           <w:i w:val="0"/>
         </w:rPr>
-        <w:t xml:space="preserve"> property of a kinetic solver but does not by itself validate the non-Maxwellian tail that carries the kinetic enhancement. The tail accuracy is assessed separately through the enhancement decomposition of Sec. III.B.</w:t>
+        <w:t xml:space="preserve"> property of a kinetic solver but does not by itself validate the non-Maxwellian tail that carries the kinetic enhancement. The tail accuracy is assessed separately through the enhancement decomposition of Sec. III.B. The full velocity-space discretization—grid, half-point coefficient evaluation, and boundary conditions—is documented with the released source (Sec. Data availability).</w:t>
       </w:r>
     </w:p>
     <w:p>
@@ -682,7 +669,7 @@
           <w:b w:val="0"/>
           <w:i w:val="0"/>
         </w:rPr>
-        <w:t>The alpha-driven enhancement of the proton tail is computed from the slowing-down alpha distribution coupling to protons via Trubnikov (Coulomb) diffusion and, optionally, the Belloni 2021 nuclear enhancement of large-angle α–p elastic scattering. The latter is obtained from a three-level (S-, P-, D-wave) ⁵Li R-matrix phase-shift evaluation, returning the energy-dependent factor F(</w:t>
+        <w:t>The alpha-driven enhancement of the proton tail is computed from the slowing-down alpha distribution coupling to protons via Trubnikov (Coulomb) diffusion and, optionally, the Belloni 2021 nuclear enhancement [5] of large-angle α–p elastic scattering. The latter is obtained from a three-level (S-, P-, D-wave) ⁵Li R-matrix phase-shift evaluation, returning the energy-dependent factor F(</w:t>
       </w:r>
       <w:r>
         <w:rPr>
@@ -792,7 +779,95 @@
           <w:b w:val="0"/>
           <w:i w:val="0"/>
         </w:rPr>
-        <w:t xml:space="preserve"> (Sec. III.B–C).</w:t>
+        <w:t xml:space="preserve">: the nominal R-matrix factor (the unscaled Belloni evaluation) is multiplied by a dimensionless scale </w:t>
+      </w:r>
+      <w:r>
+        <w:rPr>
+          <w:b w:val="0"/>
+          <w:i w:val="0"/>
+        </w:rPr>
+        <w:t>F</w:t>
+      </w:r>
+      <w:r>
+        <w:rPr>
+          <w:b w:val="0"/>
+          <w:i w:val="0"/>
+          <w:vertAlign w:val="subscript"/>
+        </w:rPr>
+        <w:t>scale</w:t>
+      </w:r>
+      <w:r>
+        <w:rPr>
+          <w:b w:val="0"/>
+          <w:i w:val="0"/>
+        </w:rPr>
+        <w:t xml:space="preserve"> ∈ [0.5, 2] spanning the factor-two scattering uncertainty against SigmaCalc 2.0, with the nominal operating point at (</w:t>
+      </w:r>
+      <w:r>
+        <w:rPr>
+          <w:b w:val="0"/>
+          <w:i w:val="0"/>
+        </w:rPr>
+        <w:t>n</w:t>
+      </w:r>
+      <w:r>
+        <w:rPr>
+          <w:b w:val="0"/>
+          <w:i w:val="0"/>
+          <w:vertAlign w:val="subscript"/>
+        </w:rPr>
+        <w:t>α</w:t>
+      </w:r>
+      <w:r>
+        <w:rPr>
+          <w:b w:val="0"/>
+          <w:i w:val="0"/>
+        </w:rPr>
+        <w:t>/</w:t>
+      </w:r>
+      <w:r>
+        <w:rPr>
+          <w:b w:val="0"/>
+          <w:i w:val="0"/>
+        </w:rPr>
+        <w:t>n</w:t>
+      </w:r>
+      <w:r>
+        <w:rPr>
+          <w:b w:val="0"/>
+          <w:i w:val="0"/>
+          <w:vertAlign w:val="subscript"/>
+        </w:rPr>
+        <w:t>e</w:t>
+      </w:r>
+      <w:r>
+        <w:rPr>
+          <w:b w:val="0"/>
+          <w:i w:val="0"/>
+        </w:rPr>
+        <w:t xml:space="preserve">, </w:t>
+      </w:r>
+      <w:r>
+        <w:rPr>
+          <w:b w:val="0"/>
+          <w:i w:val="0"/>
+        </w:rPr>
+        <w:t>F</w:t>
+      </w:r>
+      <w:r>
+        <w:rPr>
+          <w:b w:val="0"/>
+          <w:i w:val="0"/>
+          <w:vertAlign w:val="subscript"/>
+        </w:rPr>
+        <w:t>scale</w:t>
+      </w:r>
+      <w:r>
+        <w:rPr>
+          <w:b w:val="0"/>
+          <w:i w:val="0"/>
+        </w:rPr>
+        <w:t>) = (0.05, 1.0) and the conservative point at (0.01, 0.5) (Sec. III.B–C).</w:t>
       </w:r>
     </w:p>
     <w:p>
@@ -1073,7 +1148,7 @@
           <w:b w:val="0"/>
           <w:i w:val="0"/>
         </w:rPr>
-        <w:t xml:space="preserve">². The coefficient is the standard NRL classical value evaluated in </w:t>
+        <w:t xml:space="preserve">². The coefficient is the standard NRL classical value [8] evaluated in </w:t>
       </w:r>
       <w:r>
         <w:rPr>
@@ -1676,6 +1751,729 @@
           <w:i w:val="0"/>
         </w:rPr>
         <w:t xml:space="preserve"> ≈ 0.42 over the relevant range (Sec. III.A), i.e. a naturally decoupled hot-ion mode.</w:t>
+      </w:r>
+    </w:p>
+    <w:p>
+      <w:pPr>
+        <w:pStyle w:val="ListBullet"/>
+      </w:pPr>
+      <w:r>
+        <w:rPr>
+          <w:b/>
+          <w:i w:val="0"/>
+        </w:rPr>
+        <w:t>Net-power budget (Sec. III.D):</w:t>
+      </w:r>
+      <w:r>
+        <w:rPr>
+          <w:b w:val="0"/>
+          <w:i w:val="0"/>
+        </w:rPr>
+        <w:t xml:space="preserve"> the multi-regime boundary study charges every loss channel, </w:t>
+      </w:r>
+      <w:r>
+        <w:rPr>
+          <w:b w:val="0"/>
+          <w:i w:val="0"/>
+        </w:rPr>
+        <w:t>P</w:t>
+      </w:r>
+      <w:r>
+        <w:rPr>
+          <w:b w:val="0"/>
+          <w:i w:val="0"/>
+          <w:vertAlign w:val="subscript"/>
+        </w:rPr>
+        <w:t>net</w:t>
+      </w:r>
+      <w:r>
+        <w:rPr>
+          <w:b w:val="0"/>
+          <w:i w:val="0"/>
+        </w:rPr>
+        <w:t xml:space="preserve"> = </w:t>
+      </w:r>
+      <w:r>
+        <w:rPr>
+          <w:b w:val="0"/>
+          <w:i w:val="0"/>
+        </w:rPr>
+        <w:t>P</w:t>
+      </w:r>
+      <w:r>
+        <w:rPr>
+          <w:b w:val="0"/>
+          <w:i w:val="0"/>
+          <w:vertAlign w:val="subscript"/>
+        </w:rPr>
+        <w:t>fus</w:t>
+      </w:r>
+      <w:r>
+        <w:rPr>
+          <w:b w:val="0"/>
+          <w:i w:val="0"/>
+        </w:rPr>
+        <w:t xml:space="preserve"> − </w:t>
+      </w:r>
+      <w:r>
+        <w:rPr>
+          <w:b w:val="0"/>
+          <w:i w:val="0"/>
+        </w:rPr>
+        <w:t>P</w:t>
+      </w:r>
+      <w:r>
+        <w:rPr>
+          <w:b w:val="0"/>
+          <w:i w:val="0"/>
+          <w:vertAlign w:val="subscript"/>
+        </w:rPr>
+        <w:t>brems</w:t>
+      </w:r>
+      <w:r>
+        <w:rPr>
+          <w:b w:val="0"/>
+          <w:i w:val="0"/>
+        </w:rPr>
+        <w:t xml:space="preserve"> − </w:t>
+      </w:r>
+      <w:r>
+        <w:rPr>
+          <w:b w:val="0"/>
+          <w:i w:val="0"/>
+        </w:rPr>
+        <w:t>P</w:t>
+      </w:r>
+      <w:r>
+        <w:rPr>
+          <w:b w:val="0"/>
+          <w:i w:val="0"/>
+          <w:vertAlign w:val="subscript"/>
+        </w:rPr>
+        <w:t>drive</w:t>
+      </w:r>
+      <w:r>
+        <w:rPr>
+          <w:b w:val="0"/>
+          <w:i w:val="0"/>
+        </w:rPr>
+        <w:t xml:space="preserve"> − </w:t>
+      </w:r>
+      <w:r>
+        <w:rPr>
+          <w:b w:val="0"/>
+          <w:i w:val="0"/>
+        </w:rPr>
+        <w:t>P</w:t>
+      </w:r>
+      <w:r>
+        <w:rPr>
+          <w:b w:val="0"/>
+          <w:i w:val="0"/>
+          <w:vertAlign w:val="subscript"/>
+        </w:rPr>
+        <w:t>relax</w:t>
+      </w:r>
+      <w:r>
+        <w:rPr>
+          <w:b w:val="0"/>
+          <w:i w:val="0"/>
+        </w:rPr>
+        <w:t xml:space="preserve">. The wave-drive cost of channeling a power </w:t>
+      </w:r>
+      <w:r>
+        <w:rPr>
+          <w:b w:val="0"/>
+          <w:i w:val="0"/>
+        </w:rPr>
+        <w:t>P</w:t>
+      </w:r>
+      <w:r>
+        <w:rPr>
+          <w:b w:val="0"/>
+          <w:i w:val="0"/>
+          <w:vertAlign w:val="subscript"/>
+        </w:rPr>
+        <w:t>ch</w:t>
+      </w:r>
+      <w:r>
+        <w:rPr>
+          <w:b w:val="0"/>
+          <w:i w:val="0"/>
+        </w:rPr>
+        <w:t xml:space="preserve"> = </w:t>
+      </w:r>
+      <w:r>
+        <w:rPr>
+          <w:b w:val="0"/>
+          <w:i w:val="0"/>
+        </w:rPr>
+        <w:t>η</w:t>
+      </w:r>
+      <w:r>
+        <w:rPr>
+          <w:b w:val="0"/>
+          <w:i w:val="0"/>
+          <w:vertAlign w:val="subscript"/>
+        </w:rPr>
+        <w:t>ch</w:t>
+      </w:r>
+      <w:r>
+        <w:rPr>
+          <w:b w:val="0"/>
+          <w:i w:val="0"/>
+        </w:rPr>
+        <w:t xml:space="preserve"> </w:t>
+      </w:r>
+      <w:r>
+        <w:rPr>
+          <w:b w:val="0"/>
+          <w:i w:val="0"/>
+        </w:rPr>
+        <w:t>P</w:t>
+      </w:r>
+      <w:r>
+        <w:rPr>
+          <w:b w:val="0"/>
+          <w:i w:val="0"/>
+          <w:vertAlign w:val="subscript"/>
+        </w:rPr>
+        <w:t>α</w:t>
+      </w:r>
+      <w:r>
+        <w:rPr>
+          <w:b w:val="0"/>
+          <w:i w:val="0"/>
+        </w:rPr>
+        <w:t xml:space="preserve"> (</w:t>
+      </w:r>
+      <w:r>
+        <w:rPr>
+          <w:b w:val="0"/>
+          <w:i w:val="0"/>
+        </w:rPr>
+        <w:t>η</w:t>
+      </w:r>
+      <w:r>
+        <w:rPr>
+          <w:b w:val="0"/>
+          <w:i w:val="0"/>
+          <w:vertAlign w:val="subscript"/>
+        </w:rPr>
+        <w:t>ch</w:t>
+      </w:r>
+      <w:r>
+        <w:rPr>
+          <w:b w:val="0"/>
+          <w:i w:val="0"/>
+        </w:rPr>
+        <w:t xml:space="preserve"> ≤ 0.5 the channeling efficiency, </w:t>
+      </w:r>
+      <w:r>
+        <w:rPr>
+          <w:b w:val="0"/>
+          <w:i w:val="0"/>
+        </w:rPr>
+        <w:t>η</w:t>
+      </w:r>
+      <w:r>
+        <w:rPr>
+          <w:b w:val="0"/>
+          <w:i w:val="0"/>
+          <w:vertAlign w:val="subscript"/>
+        </w:rPr>
+        <w:t>drive</w:t>
+      </w:r>
+      <w:r>
+        <w:rPr>
+          <w:b w:val="0"/>
+          <w:i w:val="0"/>
+        </w:rPr>
+        <w:t xml:space="preserve"> the wave-drive efficiency, </w:t>
+      </w:r>
+      <w:r>
+        <w:rPr>
+          <w:b w:val="0"/>
+          <w:i w:val="0"/>
+        </w:rPr>
+        <w:t>P</w:t>
+      </w:r>
+      <w:r>
+        <w:rPr>
+          <w:b w:val="0"/>
+          <w:i w:val="0"/>
+          <w:vertAlign w:val="subscript"/>
+        </w:rPr>
+        <w:t>α</w:t>
+      </w:r>
+      <w:r>
+        <w:rPr>
+          <w:b w:val="0"/>
+          <w:i w:val="0"/>
+        </w:rPr>
+        <w:t xml:space="preserve"> the alpha power) is </w:t>
+      </w:r>
+      <w:r>
+        <w:rPr>
+          <w:b w:val="0"/>
+          <w:i w:val="0"/>
+        </w:rPr>
+        <w:t>P</w:t>
+      </w:r>
+      <w:r>
+        <w:rPr>
+          <w:b w:val="0"/>
+          <w:i w:val="0"/>
+          <w:vertAlign w:val="subscript"/>
+        </w:rPr>
+        <w:t>drive</w:t>
+      </w:r>
+      <w:r>
+        <w:rPr>
+          <w:b w:val="0"/>
+          <w:i w:val="0"/>
+        </w:rPr>
+        <w:t xml:space="preserve"> = (1/</w:t>
+      </w:r>
+      <w:r>
+        <w:rPr>
+          <w:b w:val="0"/>
+          <w:i w:val="0"/>
+        </w:rPr>
+        <w:t>η</w:t>
+      </w:r>
+      <w:r>
+        <w:rPr>
+          <w:b w:val="0"/>
+          <w:i w:val="0"/>
+          <w:vertAlign w:val="subscript"/>
+        </w:rPr>
+        <w:t>drive</w:t>
+      </w:r>
+      <w:r>
+        <w:rPr>
+          <w:b w:val="0"/>
+          <w:i w:val="0"/>
+        </w:rPr>
+        <w:t xml:space="preserve"> − 1) </w:t>
+      </w:r>
+      <w:r>
+        <w:rPr>
+          <w:b w:val="0"/>
+          <w:i w:val="0"/>
+        </w:rPr>
+        <w:t>P</w:t>
+      </w:r>
+      <w:r>
+        <w:rPr>
+          <w:b w:val="0"/>
+          <w:i w:val="0"/>
+          <w:vertAlign w:val="subscript"/>
+        </w:rPr>
+        <w:t>ch</w:t>
+      </w:r>
+      <w:r>
+        <w:rPr>
+          <w:b w:val="0"/>
+          <w:i w:val="0"/>
+        </w:rPr>
+        <w:t xml:space="preserve">. The recirculation splits as </w:t>
+      </w:r>
+      <w:r>
+        <w:rPr>
+          <w:b w:val="0"/>
+          <w:i w:val="0"/>
+        </w:rPr>
+        <w:t>P</w:t>
+      </w:r>
+      <w:r>
+        <w:rPr>
+          <w:b w:val="0"/>
+          <w:i w:val="0"/>
+          <w:vertAlign w:val="subscript"/>
+        </w:rPr>
+        <w:t>relax</w:t>
+      </w:r>
+      <w:r>
+        <w:rPr>
+          <w:b w:val="0"/>
+          <w:i w:val="0"/>
+        </w:rPr>
+        <w:t xml:space="preserve"> = </w:t>
+      </w:r>
+      <w:r>
+        <w:rPr>
+          <w:b w:val="0"/>
+          <w:i w:val="0"/>
+        </w:rPr>
+        <w:t>P</w:t>
+      </w:r>
+      <w:r>
+        <w:rPr>
+          <w:b w:val="0"/>
+          <w:i w:val="0"/>
+          <w:vertAlign w:val="subscript"/>
+        </w:rPr>
+        <w:t>relax,tail</w:t>
+      </w:r>
+      <w:r>
+        <w:rPr>
+          <w:b w:val="0"/>
+          <w:i w:val="0"/>
+        </w:rPr>
+        <w:t xml:space="preserve"> + </w:t>
+      </w:r>
+      <w:r>
+        <w:rPr>
+          <w:b w:val="0"/>
+          <w:i w:val="0"/>
+        </w:rPr>
+        <w:t>P</w:t>
+      </w:r>
+      <w:r>
+        <w:rPr>
+          <w:b w:val="0"/>
+          <w:i w:val="0"/>
+          <w:vertAlign w:val="subscript"/>
+        </w:rPr>
+        <w:t>relax,dec</w:t>
+      </w:r>
+      <w:r>
+        <w:rPr>
+          <w:b w:val="0"/>
+          <w:i w:val="0"/>
+        </w:rPr>
+        <w:t xml:space="preserve">: continuous re-driving of the wave-sustained suprathermal tail, </w:t>
+      </w:r>
+      <w:r>
+        <w:rPr>
+          <w:b w:val="0"/>
+          <w:i w:val="0"/>
+        </w:rPr>
+        <w:t>P</w:t>
+      </w:r>
+      <w:r>
+        <w:rPr>
+          <w:b w:val="0"/>
+          <w:i w:val="0"/>
+          <w:vertAlign w:val="subscript"/>
+        </w:rPr>
+        <w:t>relax,tail</w:t>
+      </w:r>
+      <w:r>
+        <w:rPr>
+          <w:b w:val="0"/>
+          <w:i w:val="0"/>
+        </w:rPr>
+        <w:t xml:space="preserve"> = </w:t>
+      </w:r>
+      <w:r>
+        <w:rPr>
+          <w:b w:val="0"/>
+          <w:i w:val="0"/>
+        </w:rPr>
+        <w:t>f</w:t>
+      </w:r>
+      <w:r>
+        <w:rPr>
+          <w:b w:val="0"/>
+          <w:i w:val="0"/>
+          <w:vertAlign w:val="subscript"/>
+        </w:rPr>
+        <w:t>tail</w:t>
+      </w:r>
+      <w:r>
+        <w:rPr>
+          <w:b w:val="0"/>
+          <w:i w:val="0"/>
+        </w:rPr>
+        <w:t xml:space="preserve"> </w:t>
+      </w:r>
+      <w:r>
+        <w:rPr>
+          <w:b w:val="0"/>
+          <w:i w:val="0"/>
+        </w:rPr>
+        <w:t>P</w:t>
+      </w:r>
+      <w:r>
+        <w:rPr>
+          <w:b w:val="0"/>
+          <w:i w:val="0"/>
+          <w:vertAlign w:val="subscript"/>
+        </w:rPr>
+        <w:t>ch</w:t>
+      </w:r>
+      <w:r>
+        <w:rPr>
+          <w:b w:val="0"/>
+          <w:i w:val="0"/>
+        </w:rPr>
+        <w:t xml:space="preserve"> (the tail thermalizes on the slowing-down time), plus a decoupling cost </w:t>
+      </w:r>
+      <w:r>
+        <w:rPr>
+          <w:b w:val="0"/>
+          <w:i w:val="0"/>
+        </w:rPr>
+        <w:t>P</w:t>
+      </w:r>
+      <w:r>
+        <w:rPr>
+          <w:b w:val="0"/>
+          <w:i w:val="0"/>
+          <w:vertAlign w:val="subscript"/>
+        </w:rPr>
+        <w:t>relax,dec</w:t>
+      </w:r>
+      <w:r>
+        <w:rPr>
+          <w:b w:val="0"/>
+          <w:i w:val="0"/>
+        </w:rPr>
+        <w:t xml:space="preserve"> bracketed by two variants — (i) no-double-count, </w:t>
+      </w:r>
+      <w:r>
+        <w:rPr>
+          <w:b w:val="0"/>
+          <w:i w:val="0"/>
+        </w:rPr>
+        <w:t>P</w:t>
+      </w:r>
+      <w:r>
+        <w:rPr>
+          <w:b w:val="0"/>
+          <w:i w:val="0"/>
+          <w:vertAlign w:val="subscript"/>
+        </w:rPr>
+        <w:t>relax,dec</w:t>
+      </w:r>
+      <w:r>
+        <w:rPr>
+          <w:b w:val="0"/>
+          <w:i w:val="0"/>
+        </w:rPr>
+        <w:t xml:space="preserve"> = max(0, </w:t>
+      </w:r>
+      <w:r>
+        <w:rPr>
+          <w:b w:val="0"/>
+          <w:i w:val="0"/>
+        </w:rPr>
+        <w:t>P</w:t>
+      </w:r>
+      <w:r>
+        <w:rPr>
+          <w:b w:val="0"/>
+          <w:i w:val="0"/>
+          <w:vertAlign w:val="subscript"/>
+        </w:rPr>
+        <w:t>αe</w:t>
+      </w:r>
+      <w:r>
+        <w:rPr>
+          <w:b w:val="0"/>
+          <w:i w:val="0"/>
+        </w:rPr>
+        <w:t xml:space="preserve"> + </w:t>
+      </w:r>
+      <w:r>
+        <w:rPr>
+          <w:b w:val="0"/>
+          <w:i w:val="0"/>
+        </w:rPr>
+        <w:t>P</w:t>
+      </w:r>
+      <w:r>
+        <w:rPr>
+          <w:b w:val="0"/>
+          <w:i w:val="0"/>
+          <w:vertAlign w:val="subscript"/>
+        </w:rPr>
+        <w:t>ie</w:t>
+      </w:r>
+      <w:r>
+        <w:rPr>
+          <w:b w:val="0"/>
+          <w:i w:val="0"/>
+        </w:rPr>
+        <w:t xml:space="preserve"> − </w:t>
+      </w:r>
+      <w:r>
+        <w:rPr>
+          <w:b w:val="0"/>
+          <w:i w:val="0"/>
+        </w:rPr>
+        <w:t>P</w:t>
+      </w:r>
+      <w:r>
+        <w:rPr>
+          <w:b w:val="0"/>
+          <w:i w:val="0"/>
+          <w:vertAlign w:val="subscript"/>
+        </w:rPr>
+        <w:t>B</w:t>
+      </w:r>
+      <w:r>
+        <w:rPr>
+          <w:b w:val="0"/>
+          <w:i w:val="0"/>
+        </w:rPr>
+        <w:t xml:space="preserve">), the electron-power excess over bremsstrahlung that vanishes at the self-consistent </w:t>
+      </w:r>
+      <w:r>
+        <w:rPr>
+          <w:b w:val="0"/>
+          <w:i w:val="0"/>
+        </w:rPr>
+        <w:t>T</w:t>
+      </w:r>
+      <w:r>
+        <w:rPr>
+          <w:b w:val="0"/>
+          <w:i w:val="0"/>
+          <w:vertAlign w:val="subscript"/>
+        </w:rPr>
+        <w:t>e</w:t>
+      </w:r>
+      <w:r>
+        <w:rPr>
+          <w:b w:val="0"/>
+          <w:i w:val="0"/>
+        </w:rPr>
+        <w:t xml:space="preserve">; and (ii) strict Rider, </w:t>
+      </w:r>
+      <w:r>
+        <w:rPr>
+          <w:b w:val="0"/>
+          <w:i w:val="0"/>
+        </w:rPr>
+        <w:t>P</w:t>
+      </w:r>
+      <w:r>
+        <w:rPr>
+          <w:b w:val="0"/>
+          <w:i w:val="0"/>
+          <w:vertAlign w:val="subscript"/>
+        </w:rPr>
+        <w:t>relax,dec</w:t>
+      </w:r>
+      <w:r>
+        <w:rPr>
+          <w:b w:val="0"/>
+          <w:i w:val="0"/>
+        </w:rPr>
+        <w:t xml:space="preserve"> = </w:t>
+      </w:r>
+      <w:r>
+        <w:rPr>
+          <w:b w:val="0"/>
+          <w:i w:val="0"/>
+        </w:rPr>
+        <w:t>P</w:t>
+      </w:r>
+      <w:r>
+        <w:rPr>
+          <w:b w:val="0"/>
+          <w:i w:val="0"/>
+          <w:vertAlign w:val="subscript"/>
+        </w:rPr>
+        <w:t>ie</w:t>
+      </w:r>
+      <w:r>
+        <w:rPr>
+          <w:b w:val="0"/>
+          <w:i w:val="0"/>
+        </w:rPr>
+        <w:t xml:space="preserve">, the full ion→electron collisional transfer treated as recirculating load. The combinatorial scan additionally charges a synchrotron loss </w:t>
+      </w:r>
+      <w:r>
+        <w:rPr>
+          <w:b w:val="0"/>
+          <w:i w:val="0"/>
+        </w:rPr>
+        <w:t>P</w:t>
+      </w:r>
+      <w:r>
+        <w:rPr>
+          <w:b w:val="0"/>
+          <w:i w:val="0"/>
+          <w:vertAlign w:val="subscript"/>
+        </w:rPr>
+        <w:t>sync</w:t>
+      </w:r>
+      <w:r>
+        <w:rPr>
+          <w:b w:val="0"/>
+          <w:i w:val="0"/>
+        </w:rPr>
+        <w:t xml:space="preserve"> = ξ </w:t>
+      </w:r>
+      <w:r>
+        <w:rPr>
+          <w:b w:val="0"/>
+          <w:i w:val="0"/>
+        </w:rPr>
+        <w:t>P</w:t>
+      </w:r>
+      <w:r>
+        <w:rPr>
+          <w:b w:val="0"/>
+          <w:i w:val="0"/>
+          <w:vertAlign w:val="subscript"/>
+        </w:rPr>
+        <w:t>B</w:t>
+      </w:r>
+      <w:r>
+        <w:rPr>
+          <w:b w:val="0"/>
+          <w:i w:val="0"/>
+        </w:rPr>
+        <w:t xml:space="preserve"> and an impurity contribution to </w:t>
+      </w:r>
+      <w:r>
+        <w:rPr>
+          <w:b w:val="0"/>
+          <w:i w:val="0"/>
+        </w:rPr>
+        <w:t>n</w:t>
+      </w:r>
+      <w:r>
+        <w:rPr>
+          <w:b w:val="0"/>
+          <w:i w:val="0"/>
+          <w:vertAlign w:val="subscript"/>
+        </w:rPr>
+        <w:t>e</w:t>
+      </w:r>
+      <w:r>
+        <w:rPr>
+          <w:b w:val="0"/>
+          <w:i w:val="0"/>
+        </w:rPr>
+        <w:t xml:space="preserve"> and </w:t>
+      </w:r>
+      <w:r>
+        <w:rPr>
+          <w:b w:val="0"/>
+          <w:i w:val="0"/>
+        </w:rPr>
+        <w:t>Z</w:t>
+      </w:r>
+      <w:r>
+        <w:rPr>
+          <w:b w:val="0"/>
+          <w:i w:val="0"/>
+          <w:vertAlign w:val="subscript"/>
+        </w:rPr>
+        <w:t>eff</w:t>
+      </w:r>
+      <w:r>
+        <w:rPr>
+          <w:b w:val="0"/>
+          <w:i w:val="0"/>
+        </w:rPr>
+        <w:t>.</w:t>
       </w:r>
     </w:p>
     <w:p>
@@ -2073,7 +2871,7 @@
           <w:b w:val="0"/>
           <w:i w:val="0"/>
         </w:rPr>
-        <w:t xml:space="preserve">[Maxwell], decomposes (Wang, </w:t>
+        <w:t xml:space="preserve">[Maxwell], decomposes as shown in Table 2 (Wang, </w:t>
       </w:r>
       <w:r>
         <w:rPr>
@@ -2095,253 +2893,8 @@
           <w:b w:val="0"/>
           <w:i w:val="0"/>
         </w:rPr>
-        <w:t xml:space="preserve"> = 180 keV) as:</w:t>
-      </w:r>
-    </w:p>
-    <w:tbl>
-      <w:tblPr>
-        <w:tblStyle w:val="TableGrid"/>
-        <w:tblW w:type="auto" w:w="0"/>
-        <w:jc w:val="center"/>
-        <w:tblLook w:firstColumn="1" w:firstRow="1" w:lastColumn="0" w:lastRow="0" w:noHBand="0" w:noVBand="1" w:val="04A0"/>
-      </w:tblPr>
-      <w:tblGrid>
-        <w:gridCol w:w="3120"/>
-        <w:gridCol w:w="3120"/>
-        <w:gridCol w:w="3120"/>
-      </w:tblGrid>
-      <w:tr>
-        <w:tc>
-          <w:tcPr>
-            <w:tcW w:type="dxa" w:w="3120"/>
-            <w:shd w:val="clear" w:color="auto" w:fill="D9E5F1"/>
-          </w:tcPr>
-          <w:p>
-            <w:pPr>
-              <w:jc w:val="left"/>
-            </w:pPr>
-            <w:r>
-              <w:rPr>
-                <w:b/>
-                <w:i w:val="0"/>
-                <w:sz w:val="20"/>
-              </w:rPr>
-              <w:t>stage</w:t>
-            </w:r>
-          </w:p>
-        </w:tc>
-        <w:tc>
-          <w:tcPr>
-            <w:tcW w:type="dxa" w:w="3120"/>
-            <w:shd w:val="clear" w:color="auto" w:fill="D9E5F1"/>
-          </w:tcPr>
-          <w:p>
-            <w:pPr>
-              <w:jc w:val="right"/>
-            </w:pPr>
-            <w:r>
-              <w:rPr>
-                <w:b/>
-                <w:i w:val="0"/>
-                <w:sz w:val="20"/>
-              </w:rPr>
-              <w:t>enh</w:t>
-            </w:r>
-          </w:p>
-        </w:tc>
-        <w:tc>
-          <w:tcPr>
-            <w:tcW w:type="dxa" w:w="3120"/>
-            <w:shd w:val="clear" w:color="auto" w:fill="D9E5F1"/>
-          </w:tcPr>
-          <w:p>
-            <w:pPr>
-              <w:jc w:val="left"/>
-            </w:pPr>
-            <w:r>
-              <w:rPr>
-                <w:b/>
-                <w:i w:val="0"/>
-                <w:sz w:val="20"/>
-              </w:rPr>
-              <w:t>interpretation</w:t>
-            </w:r>
-          </w:p>
-        </w:tc>
-      </w:tr>
-      <w:tr>
-        <w:tc>
-          <w:tcPr>
-            <w:tcW w:type="dxa" w:w="3120"/>
-          </w:tcPr>
-          <w:p>
-            <w:pPr>
-              <w:jc w:val="left"/>
-            </w:pPr>
-            <w:r>
-              <w:rPr>
-                <w:b w:val="0"/>
-                <w:i w:val="0"/>
-                <w:sz w:val="20"/>
-              </w:rPr>
-              <w:t>thermal FP (no alpha)</w:t>
-            </w:r>
-          </w:p>
-        </w:tc>
-        <w:tc>
-          <w:tcPr>
-            <w:tcW w:type="dxa" w:w="3120"/>
-          </w:tcPr>
-          <w:p>
-            <w:pPr>
-              <w:jc w:val="right"/>
-            </w:pPr>
-            <w:r>
-              <w:rPr>
-                <w:b w:val="0"/>
-                <w:i w:val="0"/>
-                <w:sz w:val="20"/>
-              </w:rPr>
-              <w:t>0.83</w:t>
-            </w:r>
-          </w:p>
-        </w:tc>
-        <w:tc>
-          <w:tcPr>
-            <w:tcW w:type="dxa" w:w="3120"/>
-          </w:tcPr>
-          <w:p>
-            <w:pPr>
-              <w:jc w:val="left"/>
-            </w:pPr>
-            <w:r>
-              <w:rPr>
-                <w:b w:val="0"/>
-                <w:i w:val="0"/>
-                <w:sz w:val="20"/>
-              </w:rPr>
-              <w:t>burnout depletes the tail</w:t>
-            </w:r>
-          </w:p>
-        </w:tc>
-      </w:tr>
-      <w:tr>
-        <w:tc>
-          <w:tcPr>
-            <w:tcW w:type="dxa" w:w="3120"/>
-          </w:tcPr>
-          <w:p>
-            <w:pPr>
-              <w:jc w:val="left"/>
-            </w:pPr>
-            <w:r>
-              <w:rPr>
-                <w:b w:val="0"/>
-                <w:i w:val="0"/>
-                <w:sz w:val="20"/>
-              </w:rPr>
-              <w:t>+ Putvinski Coulomb alpha</w:t>
-            </w:r>
-          </w:p>
-        </w:tc>
-        <w:tc>
-          <w:tcPr>
-            <w:tcW w:type="dxa" w:w="3120"/>
-          </w:tcPr>
-          <w:p>
-            <w:pPr>
-              <w:jc w:val="right"/>
-            </w:pPr>
-            <w:r>
-              <w:rPr>
-                <w:b w:val="0"/>
-                <w:i w:val="0"/>
-                <w:sz w:val="20"/>
-              </w:rPr>
-              <w:t>1.08</w:t>
-            </w:r>
-          </w:p>
-        </w:tc>
-        <w:tc>
-          <w:tcPr>
-            <w:tcW w:type="dxa" w:w="3120"/>
-          </w:tcPr>
-          <w:p>
-            <w:pPr>
-              <w:jc w:val="left"/>
-            </w:pPr>
-            <w:r>
-              <w:rPr>
-                <w:b w:val="0"/>
-                <w:i w:val="0"/>
-                <w:sz w:val="20"/>
-              </w:rPr>
-              <w:t>+8% (consistent with the literature ~10%)</w:t>
-            </w:r>
-          </w:p>
-        </w:tc>
-      </w:tr>
-      <w:tr>
-        <w:tc>
-          <w:tcPr>
-            <w:tcW w:type="dxa" w:w="3120"/>
-          </w:tcPr>
-          <w:p>
-            <w:pPr>
-              <w:jc w:val="left"/>
-            </w:pPr>
-            <w:r>
-              <w:rPr>
-                <w:b w:val="0"/>
-                <w:i w:val="0"/>
-                <w:sz w:val="20"/>
-              </w:rPr>
-              <w:t>+ Belloni R-matrix</w:t>
-            </w:r>
-          </w:p>
-        </w:tc>
-        <w:tc>
-          <w:tcPr>
-            <w:tcW w:type="dxa" w:w="3120"/>
-          </w:tcPr>
-          <w:p>
-            <w:pPr>
-              <w:jc w:val="right"/>
-            </w:pPr>
-            <w:r>
-              <w:rPr>
-                <w:b w:val="0"/>
-                <w:i w:val="0"/>
-                <w:sz w:val="20"/>
-              </w:rPr>
-              <w:t>1.64</w:t>
-            </w:r>
-          </w:p>
-        </w:tc>
-        <w:tc>
-          <w:tcPr>
-            <w:tcW w:type="dxa" w:w="3120"/>
-          </w:tcPr>
-          <w:p>
-            <w:pPr>
-              <w:jc w:val="left"/>
-            </w:pPr>
-            <w:r>
-              <w:rPr>
-                <w:b w:val="0"/>
-                <w:i w:val="0"/>
-                <w:sz w:val="20"/>
-              </w:rPr>
-              <w:t>×1.5 increment from the nuclear factor</w:t>
-            </w:r>
-          </w:p>
-        </w:tc>
-      </w:tr>
-    </w:tbl>
-    <w:p>
-      <w:pPr>
-        <w:spacing w:after="80"/>
-      </w:pPr>
+        <w:t xml:space="preserve"> = 180 keV).</w:t>
+      </w:r>
     </w:p>
     <w:p>
       <w:r>
@@ -2949,7 +3502,7 @@
           <w:b/>
           <w:i w:val="0"/>
         </w:rPr>
-        <w:t>Combinatorial (equilibrium).</w:t>
+        <w:t>Combinatorial (steady-state).</w:t>
       </w:r>
       <w:r>
         <w:rPr>
@@ -3337,7 +3890,7 @@
           <w:b w:val="0"/>
           <w:i w:val="0"/>
         </w:rPr>
-        <w:t>Table 2 consolidates the four regimes. Five distinct modeling sensitivities are reported transparently and propagate into the margins: the NS analytic-vs-integral offset (Sec. II.A), the ~3% bremsstrahlung-coefficient convention (Sec. II.E), the combinatorial accounting bracket (−14% to −76%), the pulsed alpha-deposition accounting (G ≤ 0.36), and the Coulomb logarithm (Sec. II.E).</w:t>
+        <w:t>Table 3 consolidates the four regimes. Five distinct modeling sensitivities are reported transparently and propagate into the margins: the NS analytic-vs-integral offset (Sec. II.A), the ~3% bremsstrahlung-coefficient convention (Sec. II.E), the combinatorial accounting bracket (−14% to −76%), the pulsed alpha-deposition accounting (G ≤ 0.36), and the Coulomb logarithm (Sec. II.E).</w:t>
       </w:r>
     </w:p>
     <w:p>
@@ -3360,7 +3913,7 @@
           <w:b w:val="0"/>
           <w:i w:val="0"/>
         </w:rPr>
-        <w:t xml:space="preserve">The picture that emerges is internally consistent and consistent with the literature. The thermal margin with the modern Wang cross section (~1.01) reproduces the few-percent margin and onerous confinement requirement of the original Putvinski analysis [Putvinski 2019]; the present study is a </w:t>
+        <w:t xml:space="preserve">The picture that emerges is internally consistent and consistent with the literature. The thermal margin with the modern Wang cross section (~1.01) reproduces the few-percent margin and onerous confinement requirement of the original Putvinski analysis [1]; the present study is a </w:t>
       </w:r>
       <w:r>
         <w:rPr>
@@ -3374,7 +3927,7 @@
           <w:b w:val="0"/>
           <w:i w:val="0"/>
         </w:rPr>
-        <w:t>, not a contradiction. The combinatorial, transient, and spatial regimes provide four independent realizations of the recirculating-power limit on non-equilibrium fusion systems [Rider 1995, 1997]: maintaining the non-thermal feature that helps (a suprathermal tail, a two-temperature state, a spatial gradient) costs more than it returns once the maintenance cost is charged.</w:t>
+        <w:t>, not a contradiction. The equilibrium, combinatorial, transient, and spatial regimes provide four independent realizations of the recirculating-power limit on non-equilibrium fusion systems [7]: maintaining the non-thermal feature that helps (a suprathermal tail, a two-temperature state, a spatial gradient) costs more than it returns once the maintenance cost is charged.</w:t>
       </w:r>
     </w:p>
     <w:p>
@@ -3383,7 +3936,7 @@
           <w:b w:val="0"/>
           <w:i w:val="0"/>
         </w:rPr>
-        <w:t>The two most discussed enhancement mechanisms enter as follows. The alpha-channeling/ash-demixing schemes [Ochs et al. 2022; subsequent spatial-separation proposals] can in principle reduce bremsstrahlung and feed the reactive tail, but in the present budget their drive and recirculation costs offset the gain at demonstrated efficiencies; the positive island, where it exists at all, requires channeling efficiencies and ash-removal rates well above demonstrated values and is therefore an unproven precondition rather than a result. The R-matrix elastic enhancement is the single lever that converts the Wang kinetic peak from sub-ignition to ~1.26; given its factor-two uncertainty, a quantitative ignition claim cannot rest on it without an independent calibration.</w:t>
+        <w:t>The two most discussed enhancement mechanisms enter as follows. The alpha-channeling/ash-demixing schemes [6], and subsequent spatial-separation proposals, can in principle reduce bremsstrahlung and feed the reactive tail, but in the present budget their drive and recirculation costs offset the gain at demonstrated efficiencies; the positive island, where it exists at all, requires channeling efficiencies and ash-removal rates well above demonstrated values and is therefore an unproven precondition rather than a result. The R-matrix elastic enhancement is the single lever that converts the Wang kinetic peak from sub-ignition to ~1.26; given its factor-two uncertainty, a quantitative ignition claim cannot rest on it without an independent calibration.</w:t>
       </w:r>
     </w:p>
     <w:p>
@@ -3452,7 +4005,7 @@
           <w:b w:val="0"/>
           <w:i w:val="0"/>
         </w:rPr>
-        <w:t>; commit hash to be pinned at submission) with a fixed environment (numpy 2.x, scipy 1.x, matplotlib 3.x). Each figure and table is generated by a named script with its CSV output:</w:t>
+        <w:t>) with a fixed environment (numpy 2.x, scipy 1.x, matplotlib 3.x). Each figure and table is generated by a named script with its CSV output:</w:t>
       </w:r>
     </w:p>
     <w:p>
@@ -4387,15 +4940,6 @@
           <w:sz w:val="20"/>
         </w:rPr>
         <w:t>, Frontiers Nucl. Eng. (2026), doi:10.3389/fnuen.2026.1714531.</w:t>
-      </w:r>
-    </w:p>
-    <w:p>
-      <w:r>
-        <w:rPr>
-          <w:b w:val="0"/>
-          <w:i/>
-        </w:rPr>
-        <w:t>(Reference list to be completed/formatted to AIP style at submission. Citations for items 9 and 11 were web-verified against arXiv/AIP/IOP; for the PoP 32, 102709 (2025) item the first author is confirmed as S. D. Baalrud via the AIP listing, to be re-verified against the full author list at submission.)</w:t>
       </w:r>
     </w:p>
     <w:p>
@@ -5265,7 +5809,341 @@
           <w:color w:val="1A1A1A"/>
           <w:sz w:val="24"/>
         </w:rPr>
-        <w:t>Table 2 — Multi-regime net-power summary (Wang cross section, conservative accounting)</w:t>
+        <w:t>Table 2 — Kinetic enhancement decomposition (Wang, T_i = 180 keV)</w:t>
+      </w:r>
+    </w:p>
+    <w:tbl>
+      <w:tblPr>
+        <w:tblStyle w:val="TableGrid"/>
+        <w:tblW w:type="auto" w:w="0"/>
+        <w:jc w:val="center"/>
+        <w:tblLook w:firstColumn="1" w:firstRow="1" w:lastColumn="0" w:lastRow="0" w:noHBand="0" w:noVBand="1" w:val="04A0"/>
+      </w:tblPr>
+      <w:tblGrid>
+        <w:gridCol w:w="3120"/>
+        <w:gridCol w:w="3120"/>
+        <w:gridCol w:w="3120"/>
+      </w:tblGrid>
+      <w:tr>
+        <w:tc>
+          <w:tcPr>
+            <w:tcW w:type="dxa" w:w="3120"/>
+            <w:shd w:val="clear" w:color="auto" w:fill="D9E5F1"/>
+          </w:tcPr>
+          <w:p>
+            <w:pPr>
+              <w:jc w:val="left"/>
+            </w:pPr>
+            <w:r>
+              <w:rPr>
+                <w:b/>
+                <w:i w:val="0"/>
+                <w:sz w:val="20"/>
+              </w:rPr>
+              <w:t>stage</w:t>
+            </w:r>
+          </w:p>
+        </w:tc>
+        <w:tc>
+          <w:tcPr>
+            <w:tcW w:type="dxa" w:w="3120"/>
+            <w:shd w:val="clear" w:color="auto" w:fill="D9E5F1"/>
+          </w:tcPr>
+          <w:p>
+            <w:pPr>
+              <w:jc w:val="right"/>
+            </w:pPr>
+            <w:r>
+              <w:rPr>
+                <w:b/>
+                <w:i w:val="0"/>
+                <w:sz w:val="20"/>
+              </w:rPr>
+              <w:t>enh</w:t>
+            </w:r>
+          </w:p>
+        </w:tc>
+        <w:tc>
+          <w:tcPr>
+            <w:tcW w:type="dxa" w:w="3120"/>
+            <w:shd w:val="clear" w:color="auto" w:fill="D9E5F1"/>
+          </w:tcPr>
+          <w:p>
+            <w:pPr>
+              <w:jc w:val="left"/>
+            </w:pPr>
+            <w:r>
+              <w:rPr>
+                <w:b/>
+                <w:i w:val="0"/>
+                <w:sz w:val="20"/>
+              </w:rPr>
+              <w:t>interpretation</w:t>
+            </w:r>
+          </w:p>
+        </w:tc>
+      </w:tr>
+      <w:tr>
+        <w:tc>
+          <w:tcPr>
+            <w:tcW w:type="dxa" w:w="3120"/>
+          </w:tcPr>
+          <w:p>
+            <w:pPr>
+              <w:jc w:val="left"/>
+            </w:pPr>
+            <w:r>
+              <w:rPr>
+                <w:b w:val="0"/>
+                <w:i w:val="0"/>
+                <w:sz w:val="20"/>
+              </w:rPr>
+              <w:t>thermal FP (no alpha)</w:t>
+            </w:r>
+          </w:p>
+        </w:tc>
+        <w:tc>
+          <w:tcPr>
+            <w:tcW w:type="dxa" w:w="3120"/>
+          </w:tcPr>
+          <w:p>
+            <w:pPr>
+              <w:jc w:val="right"/>
+            </w:pPr>
+            <w:r>
+              <w:rPr>
+                <w:b w:val="0"/>
+                <w:i w:val="0"/>
+                <w:sz w:val="20"/>
+              </w:rPr>
+              <w:t>0.83</w:t>
+            </w:r>
+          </w:p>
+        </w:tc>
+        <w:tc>
+          <w:tcPr>
+            <w:tcW w:type="dxa" w:w="3120"/>
+          </w:tcPr>
+          <w:p>
+            <w:pPr>
+              <w:jc w:val="left"/>
+            </w:pPr>
+            <w:r>
+              <w:rPr>
+                <w:b w:val="0"/>
+                <w:i w:val="0"/>
+                <w:sz w:val="20"/>
+              </w:rPr>
+              <w:t>burnout depletes the tail</w:t>
+            </w:r>
+          </w:p>
+        </w:tc>
+      </w:tr>
+      <w:tr>
+        <w:tc>
+          <w:tcPr>
+            <w:tcW w:type="dxa" w:w="3120"/>
+          </w:tcPr>
+          <w:p>
+            <w:pPr>
+              <w:jc w:val="left"/>
+            </w:pPr>
+            <w:r>
+              <w:rPr>
+                <w:b w:val="0"/>
+                <w:i w:val="0"/>
+                <w:sz w:val="20"/>
+              </w:rPr>
+              <w:t>+ Putvinski Coulomb alpha</w:t>
+            </w:r>
+          </w:p>
+        </w:tc>
+        <w:tc>
+          <w:tcPr>
+            <w:tcW w:type="dxa" w:w="3120"/>
+          </w:tcPr>
+          <w:p>
+            <w:pPr>
+              <w:jc w:val="right"/>
+            </w:pPr>
+            <w:r>
+              <w:rPr>
+                <w:b w:val="0"/>
+                <w:i w:val="0"/>
+                <w:sz w:val="20"/>
+              </w:rPr>
+              <w:t>1.08</w:t>
+            </w:r>
+          </w:p>
+        </w:tc>
+        <w:tc>
+          <w:tcPr>
+            <w:tcW w:type="dxa" w:w="3120"/>
+          </w:tcPr>
+          <w:p>
+            <w:pPr>
+              <w:jc w:val="left"/>
+            </w:pPr>
+            <w:r>
+              <w:rPr>
+                <w:b w:val="0"/>
+                <w:i w:val="0"/>
+                <w:sz w:val="20"/>
+              </w:rPr>
+              <w:t>+8% (consistent with the literature ~10%)</w:t>
+            </w:r>
+          </w:p>
+        </w:tc>
+      </w:tr>
+      <w:tr>
+        <w:tc>
+          <w:tcPr>
+            <w:tcW w:type="dxa" w:w="3120"/>
+          </w:tcPr>
+          <w:p>
+            <w:pPr>
+              <w:jc w:val="left"/>
+            </w:pPr>
+            <w:r>
+              <w:rPr>
+                <w:b w:val="0"/>
+                <w:i w:val="0"/>
+                <w:sz w:val="20"/>
+              </w:rPr>
+              <w:t>+ Belloni R-matrix</w:t>
+            </w:r>
+          </w:p>
+        </w:tc>
+        <w:tc>
+          <w:tcPr>
+            <w:tcW w:type="dxa" w:w="3120"/>
+          </w:tcPr>
+          <w:p>
+            <w:pPr>
+              <w:jc w:val="right"/>
+            </w:pPr>
+            <w:r>
+              <w:rPr>
+                <w:b w:val="0"/>
+                <w:i w:val="0"/>
+                <w:sz w:val="20"/>
+              </w:rPr>
+              <w:t>1.64</w:t>
+            </w:r>
+          </w:p>
+        </w:tc>
+        <w:tc>
+          <w:tcPr>
+            <w:tcW w:type="dxa" w:w="3120"/>
+          </w:tcPr>
+          <w:p>
+            <w:pPr>
+              <w:jc w:val="left"/>
+            </w:pPr>
+            <w:r>
+              <w:rPr>
+                <w:b w:val="0"/>
+                <w:i w:val="0"/>
+                <w:sz w:val="20"/>
+              </w:rPr>
+              <w:t>×1.5 increment from the nuclear factor</w:t>
+            </w:r>
+          </w:p>
+        </w:tc>
+      </w:tr>
+    </w:tbl>
+    <w:p>
+      <w:pPr>
+        <w:spacing w:after="80"/>
+      </w:pPr>
+    </w:p>
+    <w:p>
+      <w:r>
+        <w:rPr>
+          <w:b w:val="0"/>
+          <w:i w:val="0"/>
+        </w:rPr>
+        <w:t xml:space="preserve">(enh ≡ </w:t>
+      </w:r>
+      <w:r>
+        <w:rPr>
+          <w:b w:val="0"/>
+          <w:i w:val="0"/>
+        </w:rPr>
+        <w:t>P</w:t>
+      </w:r>
+      <w:r>
+        <w:rPr>
+          <w:b w:val="0"/>
+          <w:i w:val="0"/>
+          <w:vertAlign w:val="subscript"/>
+        </w:rPr>
+        <w:t>F</w:t>
+      </w:r>
+      <w:r>
+        <w:rPr>
+          <w:b w:val="0"/>
+          <w:i w:val="0"/>
+        </w:rPr>
+        <w:t>[</w:t>
+      </w:r>
+      <w:r>
+        <w:rPr>
+          <w:b w:val="0"/>
+          <w:i w:val="0"/>
+        </w:rPr>
+        <w:t>f</w:t>
+      </w:r>
+      <w:r>
+        <w:rPr>
+          <w:b w:val="0"/>
+          <w:i w:val="0"/>
+          <w:vertAlign w:val="subscript"/>
+        </w:rPr>
+        <w:t>kinetic</w:t>
+      </w:r>
+      <w:r>
+        <w:rPr>
+          <w:b w:val="0"/>
+          <w:i w:val="0"/>
+        </w:rPr>
+        <w:t>]/</w:t>
+      </w:r>
+      <w:r>
+        <w:rPr>
+          <w:b w:val="0"/>
+          <w:i w:val="0"/>
+        </w:rPr>
+        <w:t>P</w:t>
+      </w:r>
+      <w:r>
+        <w:rPr>
+          <w:b w:val="0"/>
+          <w:i w:val="0"/>
+          <w:vertAlign w:val="subscript"/>
+        </w:rPr>
+        <w:t>F</w:t>
+      </w:r>
+      <w:r>
+        <w:rPr>
+          <w:b w:val="0"/>
+          <w:i w:val="0"/>
+        </w:rPr>
+        <w:t>[Maxwell]; the thermal Fokker–Planck steady state, then the additive Coulomb (Putvinski) alpha drive and the Belloni R-matrix nuclear factor.)</w:t>
+      </w:r>
+    </w:p>
+    <w:p>
+      <w:pPr>
+        <w:keepNext/>
+        <w:spacing w:before="200" w:after="80"/>
+      </w:pPr>
+      <w:r>
+        <w:rPr>
+          <w:b/>
+          <w:color w:val="1A1A1A"/>
+          <w:sz w:val="24"/>
+        </w:rPr>
+        <w:t>Table 3 — Multi-regime net-power summary (Wang cross section, conservative accounting)</w:t>
       </w:r>
     </w:p>
     <w:tbl>
@@ -5983,40 +6861,7 @@
           <w:i w:val="0"/>
           <w:sz w:val="20"/>
         </w:rPr>
-        <w:t xml:space="preserve"> p-11B fusion cross section σ(E) (a) and Maxwellian reactivity ⟨σv⟩(T) (b) for the Tentori–Belloni 2023, Wang 2026, and Nevins–Swain 2000 parameterizations, all evaluated through the identical reactivity integrator. At 300 keV the reactivities are 4.37, 3.63, and 3.52×10⁻¹⁶ cm³/s. </w:t>
-      </w:r>
-      <w:r>
-        <w:rPr>
-          <w:b w:val="0"/>
-          <w:i/>
-          <w:sz w:val="20"/>
-        </w:rPr>
-        <w:t>(figures/cros</w:t>
-      </w:r>
-      <w:r>
-        <w:rPr>
-          <w:b w:val="0"/>
-          <w:i/>
-          <w:sz w:val="20"/>
-        </w:rPr>
-        <w:t>s</w:t>
-      </w:r>
-      <w:r>
-        <w:rPr>
-          <w:b w:val="0"/>
-          <w:i/>
-          <w:sz w:val="20"/>
-          <w:vertAlign w:val="subscript"/>
-        </w:rPr>
-        <w:t>section</w:t>
-      </w:r>
-      <w:r>
-        <w:rPr>
-          <w:b w:val="0"/>
-          <w:i/>
-          <w:sz w:val="20"/>
-        </w:rPr>
-        <w:t>_comparison.png)</w:t>
+        <w:t xml:space="preserve"> p-11B fusion cross section σ(E) (a) and Maxwellian reactivity ⟨σv⟩(T) (b) for the Tentori–Belloni 2023, Wang 2026, and Nevins–Swain 2000 parameterizations, all evaluated through the identical reactivity integrator. At 300 keV the reactivities are 4.37, 3.63, and 3.52×10⁻¹⁶ cm³/s.</w:t>
       </w:r>
     </w:p>
     <w:p>
@@ -6302,40 +7147,7 @@
           <w:i w:val="0"/>
           <w:sz w:val="20"/>
         </w:rPr>
-        <w:t xml:space="preserve"> = 1 contour, the defensible channeling-efficiency limit, and the Putvinski-only (no-R-matrix) reference. </w:t>
-      </w:r>
-      <w:r>
-        <w:rPr>
-          <w:b w:val="0"/>
-          <w:i/>
-          <w:sz w:val="20"/>
-        </w:rPr>
-        <w:t>(figures/sensitivit</w:t>
-      </w:r>
-      <w:r>
-        <w:rPr>
-          <w:b w:val="0"/>
-          <w:i/>
-          <w:sz w:val="20"/>
-        </w:rPr>
-        <w:t>y</w:t>
-      </w:r>
-      <w:r>
-        <w:rPr>
-          <w:b w:val="0"/>
-          <w:i/>
-          <w:sz w:val="20"/>
-          <w:vertAlign w:val="subscript"/>
-        </w:rPr>
-        <w:t>2d</w:t>
-      </w:r>
-      <w:r>
-        <w:rPr>
-          <w:b w:val="0"/>
-          <w:i/>
-          <w:sz w:val="20"/>
-        </w:rPr>
-        <w:t>.png)</w:t>
+        <w:t xml:space="preserve"> = 1 contour, the defensible channeling-efficiency limit, and the Putvinski-only (no-R-matrix) reference.</w:t>
       </w:r>
     </w:p>
     <w:p>
@@ -6486,65 +7298,7 @@
           <w:i w:val="0"/>
           <w:sz w:val="20"/>
         </w:rPr>
-        <w:t xml:space="preserve"> for the two cross sections and the two recirculation-accounting variants, with the ignition threshold marked; the strict-accounting Wang distribution lies entirely below threshold. </w:t>
-      </w:r>
-      <w:r>
-        <w:rPr>
-          <w:b w:val="0"/>
-          <w:i/>
-          <w:sz w:val="20"/>
-        </w:rPr>
-        <w:t>(figures/montecarl</w:t>
-      </w:r>
-      <w:r>
-        <w:rPr>
-          <w:b w:val="0"/>
-          <w:i/>
-          <w:sz w:val="20"/>
-        </w:rPr>
-        <w:t>o</w:t>
-      </w:r>
-      <w:r>
-        <w:rPr>
-          <w:b w:val="0"/>
-          <w:i/>
-          <w:sz w:val="20"/>
-          <w:vertAlign w:val="subscript"/>
-        </w:rPr>
-        <w:t>hist</w:t>
-      </w:r>
-      <w:r>
-        <w:rPr>
-          <w:b w:val="0"/>
-          <w:i/>
-          <w:sz w:val="20"/>
-        </w:rPr>
-        <w:t>.png, figures/montecarl</w:t>
-      </w:r>
-      <w:r>
-        <w:rPr>
-          <w:b w:val="0"/>
-          <w:i/>
-          <w:sz w:val="20"/>
-        </w:rPr>
-        <w:t>o</w:t>
-      </w:r>
-      <w:r>
-        <w:rPr>
-          <w:b w:val="0"/>
-          <w:i/>
-          <w:sz w:val="20"/>
-          <w:vertAlign w:val="subscript"/>
-        </w:rPr>
-        <w:t>projection</w:t>
-      </w:r>
-      <w:r>
-        <w:rPr>
-          <w:b w:val="0"/>
-          <w:i/>
-          <w:sz w:val="20"/>
-        </w:rPr>
-        <w:t>.png)</w:t>
+        <w:t xml:space="preserve"> for the two cross sections and the two recirculation-accounting variants, with the ignition threshold marked; the strict-accounting Wang distribution lies entirely below threshold.</w:t>
       </w:r>
     </w:p>
     <w:p>
@@ -6870,65 +7624,7 @@
           <w:i w:val="0"/>
           <w:sz w:val="20"/>
         </w:rPr>
-        <w:t xml:space="preserve"> = 100 s. </w:t>
-      </w:r>
-      <w:r>
-        <w:rPr>
-          <w:b w:val="0"/>
-          <w:i/>
-          <w:sz w:val="20"/>
-        </w:rPr>
-        <w:t>(figures/pulse</w:t>
-      </w:r>
-      <w:r>
-        <w:rPr>
-          <w:b w:val="0"/>
-          <w:i/>
-          <w:sz w:val="20"/>
-        </w:rPr>
-        <w:t>d</w:t>
-      </w:r>
-      <w:r>
-        <w:rPr>
-          <w:b w:val="0"/>
-          <w:i/>
-          <w:sz w:val="20"/>
-          <w:vertAlign w:val="subscript"/>
-        </w:rPr>
-        <w:t>timeseries</w:t>
-      </w:r>
-      <w:r>
-        <w:rPr>
-          <w:b w:val="0"/>
-          <w:i/>
-          <w:sz w:val="20"/>
-        </w:rPr>
-        <w:t>.png, figures/pulse</w:t>
-      </w:r>
-      <w:r>
-        <w:rPr>
-          <w:b w:val="0"/>
-          <w:i/>
-          <w:sz w:val="20"/>
-        </w:rPr>
-        <w:t>d</w:t>
-      </w:r>
-      <w:r>
-        <w:rPr>
-          <w:b w:val="0"/>
-          <w:i/>
-          <w:sz w:val="20"/>
-          <w:vertAlign w:val="subscript"/>
-        </w:rPr>
-        <w:t>Gmap</w:t>
-      </w:r>
-      <w:r>
-        <w:rPr>
-          <w:b w:val="0"/>
-          <w:i/>
-          <w:sz w:val="20"/>
-        </w:rPr>
-        <w:t>.png)</w:t>
+        <w:t xml:space="preserve"> = 100 s.</w:t>
       </w:r>
     </w:p>
     <w:p>
@@ -7154,65 +7850,7 @@
           <w:i w:val="0"/>
           <w:sz w:val="20"/>
         </w:rPr>
-        <w:t xml:space="preserve">, B) plane for Bohm and gyro-Bohm diffusivity. </w:t>
-      </w:r>
-      <w:r>
-        <w:rPr>
-          <w:b w:val="0"/>
-          <w:i/>
-          <w:sz w:val="20"/>
-        </w:rPr>
-        <w:t>(figures/radia</w:t>
-      </w:r>
-      <w:r>
-        <w:rPr>
-          <w:b w:val="0"/>
-          <w:i/>
-          <w:sz w:val="20"/>
-        </w:rPr>
-        <w:t>l</w:t>
-      </w:r>
-      <w:r>
-        <w:rPr>
-          <w:b w:val="0"/>
-          <w:i/>
-          <w:sz w:val="20"/>
-          <w:vertAlign w:val="subscript"/>
-        </w:rPr>
-        <w:t>profiles</w:t>
-      </w:r>
-      <w:r>
-        <w:rPr>
-          <w:b w:val="0"/>
-          <w:i/>
-          <w:sz w:val="20"/>
-        </w:rPr>
-        <w:t>.png, figures/radia</w:t>
-      </w:r>
-      <w:r>
-        <w:rPr>
-          <w:b w:val="0"/>
-          <w:i/>
-          <w:sz w:val="20"/>
-        </w:rPr>
-        <w:t>l</w:t>
-      </w:r>
-      <w:r>
-        <w:rPr>
-          <w:b w:val="0"/>
-          <w:i/>
-          <w:sz w:val="20"/>
-          <w:vertAlign w:val="subscript"/>
-        </w:rPr>
-        <w:t>Pnet</w:t>
-      </w:r>
-      <w:r>
-        <w:rPr>
-          <w:b w:val="0"/>
-          <w:i/>
-          <w:sz w:val="20"/>
-        </w:rPr>
-        <w:t>_maps.png)</w:t>
+        <w:t>, B) plane for Bohm and gyro-Bohm diffusivity.</w:t>
       </w:r>
     </w:p>
     <w:sectPr>

--- a/docs/manuscript_draft.docx
+++ b/docs/manuscript_draft.docx
@@ -73,22 +73,51 @@
           <w:b w:val="0"/>
           <w:i w:val="0"/>
         </w:rPr>
-        <w:t>Aneutronic proton–boron-11 (p-11B) fusion has been argued, on the basis of updated cross-sections and kinetic effects, to admit a marginal thermonuclear ignition window. We test the robustness of this conclusion with a self-consistent, zero-dimensional kinetic power-balance model employing a Maxwell-preserving Fokker–Planck discretization, and we extend the analysis across confinement regimes. Integrating three modern cross-section parameterizations through an identical reactivity integrator, we find the thermal reactivity at 300 keV spans ~20% (Tentori–Belloni 4.4e-16, Wang 3.6e-16, Nevins–Swain 3.5e-16 cm3/s), and that this spread alone determines whether the thermal fusion-to-bremsstrahlung ratio sits above (~1.20) or at (~1.01) threshold under an identical self-consistent electron temperature (Te/Ti ~ 0.42). The surviving net gain in the kinetic peak rests entirely on the alpha-driven R-matrix enhancement; with the Coulomb (Putvinski) enhancement alone it is sub-ignition. We further show the two principal kinetic uncertainties—steady-state alpha density and the R-matrix factor—are mathematically degenerate, so ignition is governed by a single effective parameter. Extending to a four-term net-power budget, we scan 4x10</w:t>
-      </w:r>
-      <w:r>
-        <w:rPr>
-          <w:b w:val="0"/>
-          <w:i w:val="0"/>
-          <w:vertAlign w:val="superscript"/>
-        </w:rPr>
-        <w:t>6</w:t>
-      </w:r>
-      <w:r>
-        <w:rPr>
-          <w:b w:val="0"/>
-          <w:i w:val="0"/>
-        </w:rPr>
-        <w:t xml:space="preserve"> parameter combinations and find no positive net-power island under conservative (Rider) accounting; a time-dependent treatment shows the transient Te&lt;Ti window yields cycle-integrated gain &lt;&lt;1; and a 1-D treatment shows spatial separation is dominated by transport losses. Across equilibrium, combinatorial, transient, and spatial regimes, conservatively-modeled p-11B ignition remains marginal to sub-threshold. Reproducible cross-section benchmarking and uncertainty propagation are prerequisites for any p-11B ignition claim.</w:t>
+        <w:t>Aneutronic proton–boron-11 (p-11B) fusion has been argued, on the basis of updated cross-sections and kinetic effects, to admit a marginal thermonuclear ignition window. We test the robustness of this conclusion with a self-consistent, zero-dimensional kinetic power-balance model employing a Maxwell-preserving Fokker–Planck discretization, and we extend the analysis across confinement regimes. Integrating three modern cross-section parameterizations through an identical reactivity integrator, we find the thermal reactivity at 300 keV spans ~20% (Tentori–Belloni 4.4×10⁻¹⁶, Wang 3.6×10⁻¹⁶, Nevins–Swain 3.5×10⁻¹⁶ cm³/s), and that this spread alone determines whether the thermal fusion-to-bremsstrahlung ratio sits above (~1.20) or at (~1.01) threshold under an identical self-consistent electron temperature (</w:t>
+      </w:r>
+      <w:r>
+        <w:rPr>
+          <w:b w:val="0"/>
+          <w:i w:val="0"/>
+        </w:rPr>
+        <w:t>T</w:t>
+      </w:r>
+      <w:r>
+        <w:rPr>
+          <w:b w:val="0"/>
+          <w:i w:val="0"/>
+          <w:vertAlign w:val="subscript"/>
+        </w:rPr>
+        <w:t>e</w:t>
+      </w:r>
+      <w:r>
+        <w:rPr>
+          <w:b w:val="0"/>
+          <w:i w:val="0"/>
+        </w:rPr>
+        <w:t>/</w:t>
+      </w:r>
+      <w:r>
+        <w:rPr>
+          <w:b w:val="0"/>
+          <w:i w:val="0"/>
+        </w:rPr>
+        <w:t>T</w:t>
+      </w:r>
+      <w:r>
+        <w:rPr>
+          <w:b w:val="0"/>
+          <w:i w:val="0"/>
+          <w:vertAlign w:val="subscript"/>
+        </w:rPr>
+        <w:t>i</w:t>
+      </w:r>
+      <w:r>
+        <w:rPr>
+          <w:b w:val="0"/>
+          <w:i w:val="0"/>
+        </w:rPr>
+        <w:t xml:space="preserve"> ~ 0.42). The surviving net gain in the kinetic peak rests entirely on the alpha-driven R-matrix enhancement; with the Coulomb (Putvinski) enhancement alone it is sub-ignition. We further show the two principal kinetic uncertainties—steady-state alpha density and the R-matrix factor—are mathematically degenerate, so ignition is governed by a single effective parameter. Extending to a four-term net-power budget, we scan 4×10⁶ parameter combinations and find no positive net-power island under conservative (Rider) accounting; a time-dependent treatment shows the transient Te&lt;Ti window yields cycle-integrated gain &lt;&lt;1; and a 1-D treatment shows spatial separation is dominated by transport losses. Across equilibrium, combinatorial, transient, and spatial regimes, conservatively-modeled p-11B ignition remains marginal to sub-threshold. Reproducible cross-section benchmarking and uncertainty propagation are prerequisites for any p-11B ignition claim.</w:t>
       </w:r>
     </w:p>
     <w:p>
@@ -175,7 +204,7 @@
           <w:b w:val="0"/>
           <w:i w:val="0"/>
         </w:rPr>
-        <w:t>We answer this by (i) implementing three cross-section parameterizations behind one reactivity integrator (Sec. II.A–B), (ii) propagating the kinetic uncertainties through an explicit, self-consistent power balance (Sec. II.C–E, III.A–C), and (iii) extending the budget across combinatorial, time-dependent, and spatial regimes with the recirculating and transport costs retained (Sec. III.D). The result is a consistent, reproducible map of where p-11B ignition sits relative to threshold.</w:t>
+        <w:t>We answer this by (i) implementing three cross-section parameterizations behind one reactivity integrator (Sec. II.A–B), (ii) propagating the kinetic uncertainties through an explicit, self-consistent power balance (Sec. II.C–E, III.A–C), and (iii) extending the budget from the equilibrium baseline across combinatorial, time-dependent, and spatial regimes with the recirculating and transport costs retained (Sec. III.D). The result is a consistent, reproducible map of where p-11B ignition sits relative to threshold.</w:t>
       </w:r>
     </w:p>
     <w:p>

--- a/docs/manuscript_draft.docx
+++ b/docs/manuscript_draft.docx
@@ -117,7 +117,51 @@
           <w:b w:val="0"/>
           <w:i w:val="0"/>
         </w:rPr>
-        <w:t xml:space="preserve"> ~ 0.42). The surviving net gain in the kinetic peak rests entirely on the alpha-driven R-matrix enhancement; with the Coulomb (Putvinski) enhancement alone it is sub-ignition. We further show the two principal kinetic uncertainties—steady-state alpha density and the R-matrix factor—are mathematically degenerate, so ignition is governed by a single effective parameter. Extending to a four-term net-power budget, we scan 4×10⁶ parameter combinations and find no positive net-power island under conservative (Rider) accounting; a time-dependent treatment shows the transient Te&lt;Ti window yields cycle-integrated gain &lt;&lt;1; and a 1-D treatment shows spatial separation is dominated by transport losses. Across equilibrium, combinatorial, transient, and spatial regimes, conservatively-modeled p-11B ignition remains marginal to sub-threshold. Reproducible cross-section benchmarking and uncertainty propagation are prerequisites for any p-11B ignition claim.</w:t>
+        <w:t xml:space="preserve"> ~ 0.42). The surviving net gain in the kinetic peak rests entirely on the alpha-driven R-matrix enhancement; with the Coulomb (Putvinski) enhancement alone it is sub-ignition. We further show the two principal kinetic uncertainties—steady-state alpha density and the R-matrix factor—are mathematically degenerate, so ignition is governed by a single effective parameter. Extending to a four-term net-power budget, we scan 4×10⁶ parameter combinations and find no positive net-power island under conservative (Rider) accounting; a time-dependent treatment shows the transient </w:t>
+      </w:r>
+      <w:r>
+        <w:rPr>
+          <w:b w:val="0"/>
+          <w:i w:val="0"/>
+        </w:rPr>
+        <w:t>T</w:t>
+      </w:r>
+      <w:r>
+        <w:rPr>
+          <w:b w:val="0"/>
+          <w:i w:val="0"/>
+          <w:vertAlign w:val="subscript"/>
+        </w:rPr>
+        <w:t>e</w:t>
+      </w:r>
+      <w:r>
+        <w:rPr>
+          <w:b w:val="0"/>
+          <w:i w:val="0"/>
+        </w:rPr>
+        <w:t>&lt;</w:t>
+      </w:r>
+      <w:r>
+        <w:rPr>
+          <w:b w:val="0"/>
+          <w:i w:val="0"/>
+        </w:rPr>
+        <w:t>T</w:t>
+      </w:r>
+      <w:r>
+        <w:rPr>
+          <w:b w:val="0"/>
+          <w:i w:val="0"/>
+          <w:vertAlign w:val="subscript"/>
+        </w:rPr>
+        <w:t>i</w:t>
+      </w:r>
+      <w:r>
+        <w:rPr>
+          <w:b w:val="0"/>
+          <w:i w:val="0"/>
+        </w:rPr>
+        <w:t xml:space="preserve"> window yields cycle-integrated gain ≪ 1; and a 1-D treatment shows spatial separation is dominated by transport losses. Across equilibrium, combinatorial, transient, and spatial regimes, conservatively-modeled p-11B ignition remains marginal to sub-threshold. Reproducible cross-section benchmarking and uncertainty propagation are prerequisites for any p-11B ignition claim.</w:t>
       </w:r>
     </w:p>
     <w:p>
@@ -3676,7 +3720,51 @@
           <w:b w:val="0"/>
           <w:i w:val="0"/>
         </w:rPr>
-        <w:t xml:space="preserve">) tests the transient Te&lt;Ti window. The instantaneous </w:t>
+        <w:t xml:space="preserve">) tests the transient </w:t>
+      </w:r>
+      <w:r>
+        <w:rPr>
+          <w:b w:val="0"/>
+          <w:i w:val="0"/>
+        </w:rPr>
+        <w:t>T</w:t>
+      </w:r>
+      <w:r>
+        <w:rPr>
+          <w:b w:val="0"/>
+          <w:i w:val="0"/>
+          <w:vertAlign w:val="subscript"/>
+        </w:rPr>
+        <w:t>e</w:t>
+      </w:r>
+      <w:r>
+        <w:rPr>
+          <w:b w:val="0"/>
+          <w:i w:val="0"/>
+        </w:rPr>
+        <w:t>&lt;</w:t>
+      </w:r>
+      <w:r>
+        <w:rPr>
+          <w:b w:val="0"/>
+          <w:i w:val="0"/>
+        </w:rPr>
+        <w:t>T</w:t>
+      </w:r>
+      <w:r>
+        <w:rPr>
+          <w:b w:val="0"/>
+          <w:i w:val="0"/>
+          <w:vertAlign w:val="subscript"/>
+        </w:rPr>
+        <w:t>i</w:t>
+      </w:r>
+      <w:r>
+        <w:rPr>
+          <w:b w:val="0"/>
+          <w:i w:val="0"/>
+        </w:rPr>
+        <w:t xml:space="preserve"> window. The instantaneous </w:t>
       </w:r>
       <w:r>
         <w:rPr>
@@ -7528,7 +7616,57 @@
           <w:i w:val="0"/>
           <w:sz w:val="20"/>
         </w:rPr>
-        <w:t xml:space="preserve">(t) showing the transient Te&lt;Ti window (instantaneous </w:t>
+        <w:t xml:space="preserve">(t) showing the transient </w:t>
+      </w:r>
+      <w:r>
+        <w:rPr>
+          <w:b w:val="0"/>
+          <w:i w:val="0"/>
+          <w:sz w:val="20"/>
+        </w:rPr>
+        <w:t>T</w:t>
+      </w:r>
+      <w:r>
+        <w:rPr>
+          <w:b w:val="0"/>
+          <w:i w:val="0"/>
+          <w:sz w:val="20"/>
+          <w:vertAlign w:val="subscript"/>
+        </w:rPr>
+        <w:t>e</w:t>
+      </w:r>
+      <w:r>
+        <w:rPr>
+          <w:b w:val="0"/>
+          <w:i w:val="0"/>
+          <w:sz w:val="20"/>
+        </w:rPr>
+        <w:t>&lt;</w:t>
+      </w:r>
+      <w:r>
+        <w:rPr>
+          <w:b w:val="0"/>
+          <w:i w:val="0"/>
+          <w:sz w:val="20"/>
+        </w:rPr>
+        <w:t>T</w:t>
+      </w:r>
+      <w:r>
+        <w:rPr>
+          <w:b w:val="0"/>
+          <w:i w:val="0"/>
+          <w:sz w:val="20"/>
+          <w:vertAlign w:val="subscript"/>
+        </w:rPr>
+        <w:t>i</w:t>
+      </w:r>
+      <w:r>
+        <w:rPr>
+          <w:b w:val="0"/>
+          <w:i w:val="0"/>
+          <w:sz w:val="20"/>
+        </w:rPr>
+        <w:t xml:space="preserve"> window (instantaneous </w:t>
       </w:r>
       <w:r>
         <w:rPr>

--- a/docs/manuscript_draft.docx
+++ b/docs/manuscript_draft.docx
@@ -4108,21 +4108,7 @@
           <w:b w:val="0"/>
           <w:i w:val="0"/>
         </w:rPr>
-        <w:t xml:space="preserve">All numerical results are reproduced by the released code (branch </w:t>
-      </w:r>
-      <w:r>
-        <w:rPr>
-          <w:rFonts w:ascii="Consolas" w:hAnsi="Consolas"/>
-          <w:sz w:val="20"/>
-        </w:rPr>
-        <w:t>faithful-cross-section</w:t>
-      </w:r>
-      <w:r>
-        <w:rPr>
-          <w:b w:val="0"/>
-          <w:i w:val="0"/>
-        </w:rPr>
-        <w:t>) with a fixed environment (numpy 2.x, scipy 1.x, matplotlib 3.x). Each figure and table is generated by a named script with its CSV output:</w:t>
+        <w:t>All numerical results are reproduced by the released code with a fixed environment (numpy 2.x, scipy 1.x, matplotlib 3.x). All code and data are archived at Zenodo, DOI: 10.5281/zenodo.21104021 (release v2.1, commit 27495ca), and are also available at https://github.com/msyrt-sys/pB11-kinetic-ignition. Each figure and table is generated by a named script with its CSV output:</w:t>
       </w:r>
     </w:p>
     <w:p>
@@ -4338,7 +4324,21 @@
           <w:b w:val="0"/>
           <w:i w:val="0"/>
         </w:rPr>
-        <w:t xml:space="preserve"> The principal results were reproduced by an independent from-scratch reimplementation, and anchored to published external evaluations (Tentori–Belloni 2023 cross section to 0.4%; Nevins–Swain low-temperature reactivity; the relativistic bremsstrahlung terms [9]; and the NRL ion–electron exchange rate). The cross-section coefficients were validated three independent ways against the published Table 1.</w:t>
+        <w:t xml:space="preserve"> The independent from-scratch reimplementation is included in the archive (</w:t>
+      </w:r>
+      <w:r>
+        <w:rPr>
+          <w:rFonts w:ascii="Consolas" w:hAnsi="Consolas"/>
+          <w:sz w:val="20"/>
+        </w:rPr>
+        <w:t>validation/</w:t>
+      </w:r>
+      <w:r>
+        <w:rPr>
+          <w:b w:val="0"/>
+          <w:i w:val="0"/>
+        </w:rPr>
+        <w:t>), sharing no code with the primary implementation (SI units, an independent integrator, the Wang/Rider bremsstrahlung form), and reproduces the principal results (reactivity to &lt;0.1%, thermal peaks, the combinatorial null, pulsed G&lt;1, and transport dominance). The results are additionally anchored to published external evaluations (Tentori–Belloni 2023 cross section to 0.4%; Nevins–Swain low-temperature reactivity; the relativistic bremsstrahlung terms [9]; and the NRL ion–electron exchange rate). The cross-section coefficients were validated three independent ways against the published Table 1.</w:t>
       </w:r>
     </w:p>
     <w:p>

--- a/docs/manuscript_draft.docx
+++ b/docs/manuscript_draft.docx
@@ -742,7 +742,7 @@
           <w:b w:val="0"/>
           <w:i w:val="0"/>
         </w:rPr>
-        <w:t>The alpha-driven enhancement of the proton tail is computed from the slowing-down alpha distribution coupling to protons via Trubnikov (Coulomb) diffusion and, optionally, the Belloni 2021 nuclear enhancement [5] of large-angle α–p elastic scattering. The latter is obtained from a three-level (S-, P-, D-wave) ⁵Li R-matrix phase-shift evaluation, returning the energy-dependent factor F(</w:t>
+        <w:t>The alpha-driven enhancement of the proton tail is computed from the slowing-down alpha distribution coupling to protons via Trubnikov (Coulomb) diffusion and, optionally, the Belloni 2021 nuclear enhancement [5] of large-angle α–p elastic scattering. The alpha source is normalized per fusion event—each reaction yields three alphas sharing the total Q = 8.68 MeV (mean Q/3 = 2.89 MeV per alpha)—with the birth spectrum taken as a two-Gaussian-plus-background fit to the measured double-peaked 3α spectrum [10], and the laboratory↔CM transform applied as in Sec. II.A. The nuclear enhancement is obtained from a three-level (S-, P-, D-wave) ⁵Li R-matrix phase-shift evaluation, returning the energy-dependent factor F(</w:t>
       </w:r>
       <w:r>
         <w:rPr>

--- a/docs/manuscript_draft.docx
+++ b/docs/manuscript_draft.docx
@@ -3682,7 +3682,7 @@
           <w:b w:val="0"/>
           <w:i w:val="0"/>
         </w:rPr>
-        <w:t>, both negative. Figure 3 shows the net-power distribution and the parameter projection of the rare positive samples.</w:t>
+        <w:t>, both negative. Figure 3 shows the net-power distribution.</w:t>
       </w:r>
     </w:p>
     <w:p>
@@ -7309,46 +7309,6 @@
     </w:p>
     <w:p>
       <w:pPr>
-        <w:spacing w:before="120"/>
-        <w:jc w:val="center"/>
-      </w:pPr>
-      <w:r>
-        <w:drawing>
-          <wp:inline xmlns:a="http://schemas.openxmlformats.org/drawingml/2006/main" xmlns:pic="http://schemas.openxmlformats.org/drawingml/2006/picture">
-            <wp:extent cx="5852160" cy="1832052"/>
-            <wp:docPr id="4" name="Picture 4"/>
-            <wp:cNvGraphicFramePr>
-              <a:graphicFrameLocks noChangeAspect="1"/>
-            </wp:cNvGraphicFramePr>
-            <a:graphic>
-              <a:graphicData uri="http://schemas.openxmlformats.org/drawingml/2006/picture">
-                <pic:pic>
-                  <pic:nvPicPr>
-                    <pic:cNvPr id="0" name="montecarlo_projection.png"/>
-                    <pic:cNvPicPr/>
-                  </pic:nvPicPr>
-                  <pic:blipFill>
-                    <a:blip r:embed="rId12"/>
-                    <a:stretch>
-                      <a:fillRect/>
-                    </a:stretch>
-                  </pic:blipFill>
-                  <pic:spPr>
-                    <a:xfrm>
-                      <a:off x="0" y="0"/>
-                      <a:ext cx="5852160" cy="1832052"/>
-                    </a:xfrm>
-                    <a:prstGeom prst="rect"/>
-                  </pic:spPr>
-                </pic:pic>
-              </a:graphicData>
-            </a:graphic>
-          </wp:inline>
-        </w:drawing>
-      </w:r>
-    </w:p>
-    <w:p>
-      <w:pPr>
         <w:spacing w:after="200"/>
       </w:pPr>
       <w:r>
@@ -7365,7 +7325,7 @@
           <w:i w:val="0"/>
           <w:sz w:val="20"/>
         </w:rPr>
-        <w:t xml:space="preserve"> Combinatorial net-power scan (4.19×10⁶ Sobol samples, seven free levers). Top: distribution of </w:t>
+        <w:t xml:space="preserve"> Combinatorial net-power scan (4.19×10⁶ Sobol samples, seven free levers): distribution of </w:t>
       </w:r>
       <w:r>
         <w:rPr>
@@ -7415,7 +7375,7 @@
           <w:i w:val="0"/>
           <w:sz w:val="20"/>
         </w:rPr>
-        <w:t xml:space="preserve"> for the two cross sections and the two recirculation-accounting variants, with the ignition threshold marked; the strict-accounting Wang distribution lies entirely below threshold.</w:t>
+        <w:t xml:space="preserve"> for the two cross sections and the two recirculation-accounting variants, with the ignition threshold marked. The strict-accounting Wang distribution lies entirely below threshold.</w:t>
       </w:r>
     </w:p>
     <w:p>
@@ -7427,7 +7387,7 @@
         <w:drawing>
           <wp:inline xmlns:a="http://schemas.openxmlformats.org/drawingml/2006/main" xmlns:pic="http://schemas.openxmlformats.org/drawingml/2006/picture">
             <wp:extent cx="5852160" cy="4114327"/>
-            <wp:docPr id="5" name="Picture 5"/>
+            <wp:docPr id="4" name="Picture 4"/>
             <wp:cNvGraphicFramePr>
               <a:graphicFrameLocks noChangeAspect="1"/>
             </wp:cNvGraphicFramePr>
@@ -7439,7 +7399,7 @@
                     <pic:cNvPicPr/>
                   </pic:nvPicPr>
                   <pic:blipFill>
-                    <a:blip r:embed="rId13"/>
+                    <a:blip r:embed="rId12"/>
                     <a:stretch>
                       <a:fillRect/>
                     </a:stretch>
@@ -7467,7 +7427,7 @@
         <w:drawing>
           <wp:inline xmlns:a="http://schemas.openxmlformats.org/drawingml/2006/main" xmlns:pic="http://schemas.openxmlformats.org/drawingml/2006/picture">
             <wp:extent cx="5852160" cy="4332078"/>
-            <wp:docPr id="6" name="Picture 6"/>
+            <wp:docPr id="5" name="Picture 5"/>
             <wp:cNvGraphicFramePr>
               <a:graphicFrameLocks noChangeAspect="1"/>
             </wp:cNvGraphicFramePr>
@@ -7479,7 +7439,7 @@
                     <pic:cNvPicPr/>
                   </pic:nvPicPr>
                   <pic:blipFill>
-                    <a:blip r:embed="rId14"/>
+                    <a:blip r:embed="rId13"/>
                     <a:stretch>
                       <a:fillRect/>
                     </a:stretch>
@@ -7803,7 +7763,7 @@
         <w:drawing>
           <wp:inline xmlns:a="http://schemas.openxmlformats.org/drawingml/2006/main" xmlns:pic="http://schemas.openxmlformats.org/drawingml/2006/picture">
             <wp:extent cx="5852160" cy="1746757"/>
-            <wp:docPr id="7" name="Picture 7"/>
+            <wp:docPr id="6" name="Picture 6"/>
             <wp:cNvGraphicFramePr>
               <a:graphicFrameLocks noChangeAspect="1"/>
             </wp:cNvGraphicFramePr>
@@ -7815,7 +7775,7 @@
                     <pic:cNvPicPr/>
                   </pic:nvPicPr>
                   <pic:blipFill>
-                    <a:blip r:embed="rId15"/>
+                    <a:blip r:embed="rId14"/>
                     <a:stretch>
                       <a:fillRect/>
                     </a:stretch>
@@ -7843,7 +7803,7 @@
         <w:drawing>
           <wp:inline xmlns:a="http://schemas.openxmlformats.org/drawingml/2006/main" xmlns:pic="http://schemas.openxmlformats.org/drawingml/2006/picture">
             <wp:extent cx="5852160" cy="2619876"/>
-            <wp:docPr id="8" name="Picture 8"/>
+            <wp:docPr id="7" name="Picture 7"/>
             <wp:cNvGraphicFramePr>
               <a:graphicFrameLocks noChangeAspect="1"/>
             </wp:cNvGraphicFramePr>
@@ -7855,7 +7815,7 @@
                     <pic:cNvPicPr/>
                   </pic:nvPicPr>
                   <pic:blipFill>
-                    <a:blip r:embed="rId16"/>
+                    <a:blip r:embed="rId15"/>
                     <a:stretch>
                       <a:fillRect/>
                     </a:stretch>

--- a/docs/manuscript_draft.docx
+++ b/docs/manuscript_draft.docx
@@ -1352,6 +1352,28 @@
           <w:b w:val="0"/>
           <w:i w:val="0"/>
         </w:rPr>
+        <w:t>T</w:t>
+      </w:r>
+      <w:r>
+        <w:rPr>
+          <w:b w:val="0"/>
+          <w:i w:val="0"/>
+          <w:vertAlign w:val="subscript"/>
+        </w:rPr>
+        <w:t>e</w:t>
+      </w:r>
+      <w:r>
+        <w:rPr>
+          <w:b w:val="0"/>
+          <w:i w:val="0"/>
+        </w:rPr>
+        <w:t xml:space="preserve"> in keV, </w:t>
+      </w:r>
+      <w:r>
+        <w:rPr>
+          <w:b w:val="0"/>
+          <w:i w:val="0"/>
+        </w:rPr>
         <w:t>P</w:t>
       </w:r>
       <w:r>
@@ -3668,7 +3690,131 @@
           <w:b w:val="0"/>
           <w:i w:val="0"/>
         </w:rPr>
-        <w:t xml:space="preserve"> optimistic lever simultaneously pinned at its ceiling (channeling efficiency ≈ 0.49, forced electron cooling below the self-consistent value, near-zero synchrotron, aggressive ash removal); neither lies in the demonstrated-physics sub-box. Two independent accounting approaches bracket the conservative margin at </w:t>
+        <w:t xml:space="preserve"> optimistic lever simultaneously pinned at its ceiling (channeling efficiency ≈ 0.49, forced electron cooling below the self-consistent value, near-zero synchrotron, aggressive ash removal); neither lies in the demonstrated-physics sub-box (</w:t>
+      </w:r>
+      <w:r>
+        <w:rPr>
+          <w:b w:val="0"/>
+          <w:i w:val="0"/>
+        </w:rPr>
+        <w:t>η</w:t>
+      </w:r>
+      <w:r>
+        <w:rPr>
+          <w:b w:val="0"/>
+          <w:i w:val="0"/>
+          <w:vertAlign w:val="subscript"/>
+        </w:rPr>
+        <w:t>ch</w:t>
+      </w:r>
+      <w:r>
+        <w:rPr>
+          <w:b w:val="0"/>
+          <w:i w:val="0"/>
+        </w:rPr>
+        <w:t xml:space="preserve"> ≤ 0.20, </w:t>
+      </w:r>
+      <w:r>
+        <w:rPr>
+          <w:b w:val="0"/>
+          <w:i w:val="0"/>
+        </w:rPr>
+        <w:t>T</w:t>
+      </w:r>
+      <w:r>
+        <w:rPr>
+          <w:b w:val="0"/>
+          <w:i w:val="0"/>
+          <w:vertAlign w:val="subscript"/>
+        </w:rPr>
+        <w:t>e</w:t>
+      </w:r>
+      <w:r>
+        <w:rPr>
+          <w:b w:val="0"/>
+          <w:i w:val="0"/>
+        </w:rPr>
+        <w:t>/</w:t>
+      </w:r>
+      <w:r>
+        <w:rPr>
+          <w:b w:val="0"/>
+          <w:i w:val="0"/>
+        </w:rPr>
+        <w:t>T</w:t>
+      </w:r>
+      <w:r>
+        <w:rPr>
+          <w:b w:val="0"/>
+          <w:i w:val="0"/>
+          <w:vertAlign w:val="subscript"/>
+        </w:rPr>
+        <w:t>i</w:t>
+      </w:r>
+      <w:r>
+        <w:rPr>
+          <w:b w:val="0"/>
+          <w:i w:val="0"/>
+        </w:rPr>
+        <w:t xml:space="preserve"> ≥ 0.40, </w:t>
+      </w:r>
+      <w:r>
+        <w:rPr>
+          <w:b w:val="0"/>
+          <w:i w:val="0"/>
+        </w:rPr>
+        <w:t>n</w:t>
+      </w:r>
+      <w:r>
+        <w:rPr>
+          <w:b w:val="0"/>
+          <w:i w:val="0"/>
+          <w:vertAlign w:val="subscript"/>
+        </w:rPr>
+        <w:t>α</w:t>
+      </w:r>
+      <w:r>
+        <w:rPr>
+          <w:b w:val="0"/>
+          <w:i w:val="0"/>
+        </w:rPr>
+        <w:t>/</w:t>
+      </w:r>
+      <w:r>
+        <w:rPr>
+          <w:b w:val="0"/>
+          <w:i w:val="0"/>
+        </w:rPr>
+        <w:t>n</w:t>
+      </w:r>
+      <w:r>
+        <w:rPr>
+          <w:b w:val="0"/>
+          <w:i w:val="0"/>
+          <w:vertAlign w:val="subscript"/>
+        </w:rPr>
+        <w:t>e</w:t>
+      </w:r>
+      <w:r>
+        <w:rPr>
+          <w:b w:val="0"/>
+          <w:i w:val="0"/>
+        </w:rPr>
+        <w:t xml:space="preserve"> ≥ 0.01), which contains zero positive samples. Both positive samples' full coordinates are tabulated in the released </w:t>
+      </w:r>
+      <w:r>
+        <w:rPr>
+          <w:rFonts w:ascii="Consolas" w:hAnsi="Consolas"/>
+          <w:sz w:val="20"/>
+        </w:rPr>
+        <w:t>montecarlo_*.csv</w:t>
+      </w:r>
+      <w:r>
+        <w:rPr>
+          <w:b w:val="0"/>
+          <w:i w:val="0"/>
+        </w:rPr>
+        <w:t xml:space="preserve">. Two independent accounting approaches bracket the conservative margin at </w:t>
       </w:r>
       <w:r>
         <w:rPr>
@@ -4086,6 +4232,52 @@
           <w:i w:val="0"/>
         </w:rPr>
         <w:t>Across equilibrium (thermal and kinetic), combinatorial (4.19×10⁶-sample), time-dependent (transient), and spatial (1-D) regimes, conservatively-modeled proton–boron-11 ignition is marginal to sub-threshold with the modern Wang cross section, and the surviving optimistic strand is fragile to individual modeling choices: the cross-section parameterization alone flips the thermal margin across threshold; the kinetic net gain rests entirely on a factor-two-uncertain R-matrix factor; and no defensible parameter combination yields a positive net-power island under conservative accounting. The two principal kinetic uncertainties are degenerate, so a single effective parameter controls the margin. Reproducible cross-section benchmarking and explicit uncertainty propagation are, on this evidence, prerequisites for any p-11B ignition claim. The framework, all cross-section coefficients, and every figure are released for reuse.</w:t>
+      </w:r>
+    </w:p>
+    <w:p>
+      <w:pPr>
+        <w:keepNext/>
+        <w:spacing w:before="280" w:after="120"/>
+      </w:pPr>
+      <w:r>
+        <w:rPr>
+          <w:b/>
+          <w:color w:val="1A1A1A"/>
+          <w:sz w:val="28"/>
+        </w:rPr>
+        <w:t>Author declarations</w:t>
+      </w:r>
+    </w:p>
+    <w:p>
+      <w:r>
+        <w:rPr>
+          <w:b/>
+          <w:i w:val="0"/>
+        </w:rPr>
+        <w:t>Conflict of interest.</w:t>
+      </w:r>
+      <w:r>
+        <w:rPr>
+          <w:b w:val="0"/>
+          <w:i w:val="0"/>
+        </w:rPr>
+        <w:t xml:space="preserve"> The author has no conflicts to disclose.</w:t>
+      </w:r>
+    </w:p>
+    <w:p>
+      <w:r>
+        <w:rPr>
+          <w:b/>
+          <w:i w:val="0"/>
+        </w:rPr>
+        <w:t>Author contributions.</w:t>
+      </w:r>
+      <w:r>
+        <w:rPr>
+          <w:b w:val="0"/>
+          <w:i w:val="0"/>
+        </w:rPr>
+        <w:t xml:space="preserve"> Mehmet Enes Süzek: Conceptualization; Methodology; Software; Validation; Formal analysis; Writing – original draft; Writing – review and editing.</w:t>
       </w:r>
     </w:p>
     <w:p>

--- a/docs/manuscript_draft.docx
+++ b/docs/manuscript_draft.docx
@@ -1221,7 +1221,7 @@
           <w:b w:val="0"/>
           <w:i w:val="0"/>
         </w:rPr>
-        <w:t xml:space="preserve">². The coefficient is the standard NRL classical value [8] evaluated in </w:t>
+        <w:t xml:space="preserve">². The coefficient is evaluated in </w:t>
       </w:r>
       <w:r>
         <w:rPr>
@@ -1301,7 +1301,7 @@
           <w:b w:val="0"/>
           <w:i w:val="0"/>
         </w:rPr>
-        <w:t xml:space="preserve"> in W/cm³); it is equivalent to 1.69×10⁻³² with </w:t>
+        <w:t xml:space="preserve"> in W/cm³); it is the standard NRL classical value [8], tabulated in the Formulary as 1.69×10⁻³² for </w:t>
       </w:r>
       <w:r>
         <w:rPr>
@@ -1323,7 +1323,7 @@
           <w:b w:val="0"/>
           <w:i w:val="0"/>
         </w:rPr>
-        <w:t xml:space="preserve"> in eV, and to 5.34×10⁻³⁷ in SI units (</w:t>
+        <w:t xml:space="preserve"> in eV (</w:t>
       </w:r>
       <w:r>
         <w:rPr>
@@ -1345,7 +1345,29 @@
           <w:b w:val="0"/>
           <w:i w:val="0"/>
         </w:rPr>
-        <w:t xml:space="preserve"> in m⁻³, </w:t>
+        <w:t xml:space="preserve"> in cm⁻³, </w:t>
+      </w:r>
+      <w:r>
+        <w:rPr>
+          <w:b w:val="0"/>
+          <w:i w:val="0"/>
+        </w:rPr>
+        <w:t>P</w:t>
+      </w:r>
+      <w:r>
+        <w:rPr>
+          <w:b w:val="0"/>
+          <w:i w:val="0"/>
+          <w:vertAlign w:val="subscript"/>
+        </w:rPr>
+        <w:t>B</w:t>
+      </w:r>
+      <w:r>
+        <w:rPr>
+          <w:b w:val="0"/>
+          <w:i w:val="0"/>
+        </w:rPr>
+        <w:t xml:space="preserve"> in W/cm³) and rescaled here to </w:t>
       </w:r>
       <w:r>
         <w:rPr>
@@ -1367,29 +1389,7 @@
           <w:b w:val="0"/>
           <w:i w:val="0"/>
         </w:rPr>
-        <w:t xml:space="preserve"> in keV, </w:t>
-      </w:r>
-      <w:r>
-        <w:rPr>
-          <w:b w:val="0"/>
-          <w:i w:val="0"/>
-        </w:rPr>
-        <w:t>P</w:t>
-      </w:r>
-      <w:r>
-        <w:rPr>
-          <w:b w:val="0"/>
-          <w:i w:val="0"/>
-          <w:vertAlign w:val="subscript"/>
-        </w:rPr>
-        <w:t>B</w:t>
-      </w:r>
-      <w:r>
-        <w:rPr>
-          <w:b w:val="0"/>
-          <w:i w:val="0"/>
-        </w:rPr>
-        <w:t xml:space="preserve"> in W/m³). The correction g(x) contains the e–i and e–e relativistic terms (Svensson form) and was cross-checked against the recent independent analytical bremsstrahlung fit of Xie [9], which spans the e–i and e–e contributions to &lt;1% over the relevant temperature range. (We adopt the NRL classical coefficient; the Wang 2026 power balance uses a value ~3% lower, a Gaunt/Born convention difference — at the near-threshold thermal margin a further small modeling sensitivity, Sec. III.D.) </w:t>
+        <w:t xml:space="preserve"> in keV (×√1000 = 5.34×10⁻³¹), the natural unit over the 100–600 keV range of interest. The correction g(x) contains the e–i and e–e relativistic terms (Svensson form) and was cross-checked against the recent independent analytical bremsstrahlung fit of Xie [9], which spans the e–i and e–e contributions to &lt;1% over the relevant temperature range. (We adopt the NRL classical coefficient; the Wang 2026 power balance uses a value ~3% lower, a Gaunt/Born convention difference — at the near-threshold thermal margin a further small modeling sensitivity, Sec. III.D.) </w:t>
       </w:r>
       <w:r>
         <w:rPr>

--- a/docs/manuscript_draft.docx
+++ b/docs/manuscript_draft.docx
@@ -1301,7 +1301,7 @@
           <w:b w:val="0"/>
           <w:i w:val="0"/>
         </w:rPr>
-        <w:t xml:space="preserve"> in W/cm³); it is the standard NRL classical value [8], tabulated in the Formulary as 1.69×10⁻³² for </w:t>
+        <w:t xml:space="preserve"> in W/cm³), the natural unit over the 100–600 keV range; it is the standard NRL classical value [8], equivalent to 1.69×10⁻³² for </w:t>
       </w:r>
       <w:r>
         <w:rPr>
@@ -1367,7 +1367,29 @@
           <w:b w:val="0"/>
           <w:i w:val="0"/>
         </w:rPr>
-        <w:t xml:space="preserve"> in W/cm³) and rescaled here to </w:t>
+        <w:t xml:space="preserve"> in W/cm³, as tabulated in the Formulary) and to 1.69×10⁻³⁸ in SI units (</w:t>
+      </w:r>
+      <w:r>
+        <w:rPr>
+          <w:b w:val="0"/>
+          <w:i w:val="0"/>
+        </w:rPr>
+        <w:t>n</w:t>
+      </w:r>
+      <w:r>
+        <w:rPr>
+          <w:b w:val="0"/>
+          <w:i w:val="0"/>
+          <w:vertAlign w:val="subscript"/>
+        </w:rPr>
+        <w:t>e</w:t>
+      </w:r>
+      <w:r>
+        <w:rPr>
+          <w:b w:val="0"/>
+          <w:i w:val="0"/>
+        </w:rPr>
+        <w:t xml:space="preserve"> in m⁻³, </w:t>
       </w:r>
       <w:r>
         <w:rPr>
@@ -1389,7 +1411,29 @@
           <w:b w:val="0"/>
           <w:i w:val="0"/>
         </w:rPr>
-        <w:t xml:space="preserve"> in keV (×√1000 = 5.34×10⁻³¹), the natural unit over the 100–600 keV range of interest. The correction g(x) contains the e–i and e–e relativistic terms (Svensson form) and was cross-checked against the recent independent analytical bremsstrahlung fit of Xie [9], which spans the e–i and e–e contributions to &lt;1% over the relevant temperature range. (We adopt the NRL classical coefficient; the Wang 2026 power balance uses a value ~3% lower, a Gaunt/Born convention difference — at the near-threshold thermal margin a further small modeling sensitivity, Sec. III.D.) </w:t>
+        <w:t xml:space="preserve"> in eV, </w:t>
+      </w:r>
+      <w:r>
+        <w:rPr>
+          <w:b w:val="0"/>
+          <w:i w:val="0"/>
+        </w:rPr>
+        <w:t>P</w:t>
+      </w:r>
+      <w:r>
+        <w:rPr>
+          <w:b w:val="0"/>
+          <w:i w:val="0"/>
+          <w:vertAlign w:val="subscript"/>
+        </w:rPr>
+        <w:t>B</w:t>
+      </w:r>
+      <w:r>
+        <w:rPr>
+          <w:b w:val="0"/>
+          <w:i w:val="0"/>
+        </w:rPr>
+        <w:t xml:space="preserve"> in W/m³). The correction g(x) contains the e–i and e–e relativistic terms (Svensson form) and was cross-checked against the recent independent analytical bremsstrahlung fit of Xie [9], which spans the e–i and e–e contributions to &lt;1% over the relevant temperature range. (We adopt the NRL classical coefficient; the Wang 2026 power balance uses a value ~3% lower, a Gaunt/Born convention difference — at the near-threshold thermal margin a further small modeling sensitivity, Sec. III.D.) </w:t>
       </w:r>
       <w:r>
         <w:rPr>
@@ -3297,7 +3341,7 @@
           <w:b w:val="0"/>
           <w:i w:val="0"/>
         </w:rPr>
-        <w:t>; we verify this collapse to machine precision (spread = 0 across off-diagonal pairs, with the R-matrix scale applied live). The two principal kinetic uncertainties are thus mathematically degenerate, and the ignition boundary in the (</w:t>
+        <w:t>; we verify this collapse to machine precision (spread = 0 across off-diagonal pairs, with the R-matrix scale applied live). In the (</w:t>
       </w:r>
       <w:r>
         <w:rPr>
@@ -3341,63 +3385,203 @@
           <w:b w:val="0"/>
           <w:i w:val="0"/>
         </w:rPr>
-        <w:t>) plane is a hyperbola p = p</w:t>
+        <w:t xml:space="preserve">) map, </w:t>
+      </w:r>
+      <w:r>
+        <w:rPr>
+          <w:b w:val="0"/>
+          <w:i w:val="0"/>
+        </w:rPr>
+        <w:t>n</w:t>
+      </w:r>
+      <w:r>
+        <w:rPr>
+          <w:b w:val="0"/>
+          <w:i w:val="0"/>
+          <w:vertAlign w:val="subscript"/>
+        </w:rPr>
+        <w:t>α</w:t>
+      </w:r>
+      <w:r>
+        <w:rPr>
+          <w:b w:val="0"/>
+          <w:i w:val="0"/>
+        </w:rPr>
+        <w:t xml:space="preserve"> enters only as the amplitude of the alpha-drive term while the bulk composition (</w:t>
+      </w:r>
+      <w:r>
+        <w:rPr>
+          <w:b w:val="0"/>
+          <w:i w:val="0"/>
+        </w:rPr>
+        <w:t>n</w:t>
+      </w:r>
+      <w:r>
+        <w:rPr>
+          <w:b w:val="0"/>
+          <w:i w:val="0"/>
+          <w:vertAlign w:val="subscript"/>
+        </w:rPr>
+        <w:t>e</w:t>
+      </w:r>
+      <w:r>
+        <w:rPr>
+          <w:b w:val="0"/>
+          <w:i w:val="0"/>
+        </w:rPr>
+        <w:t xml:space="preserve">, </w:t>
+      </w:r>
+      <w:r>
+        <w:rPr>
+          <w:b w:val="0"/>
+          <w:i w:val="0"/>
+        </w:rPr>
+        <w:t>Z</w:t>
+      </w:r>
+      <w:r>
+        <w:rPr>
+          <w:b w:val="0"/>
+          <w:i w:val="0"/>
+          <w:vertAlign w:val="subscript"/>
+        </w:rPr>
+        <w:t>eff</w:t>
+      </w:r>
+      <w:r>
+        <w:rPr>
+          <w:b w:val="0"/>
+          <w:i w:val="0"/>
+        </w:rPr>
+        <w:t xml:space="preserve">) is held at nominal, so the collapse onto p is exact by construction; the alpha contribution to </w:t>
+      </w:r>
+      <w:r>
+        <w:rPr>
+          <w:b w:val="0"/>
+          <w:i w:val="0"/>
+        </w:rPr>
+        <w:t>n</w:t>
+      </w:r>
+      <w:r>
+        <w:rPr>
+          <w:b w:val="0"/>
+          <w:i w:val="0"/>
+          <w:vertAlign w:val="subscript"/>
+        </w:rPr>
+        <w:t>e</w:t>
+      </w:r>
+      <w:r>
+        <w:rPr>
+          <w:b w:val="0"/>
+          <w:i w:val="0"/>
+        </w:rPr>
+        <w:t xml:space="preserve"> and </w:t>
+      </w:r>
+      <w:r>
+        <w:rPr>
+          <w:b w:val="0"/>
+          <w:i w:val="0"/>
+        </w:rPr>
+        <w:t>Z</w:t>
+      </w:r>
+      <w:r>
+        <w:rPr>
+          <w:b w:val="0"/>
+          <w:i w:val="0"/>
+          <w:vertAlign w:val="subscript"/>
+        </w:rPr>
+        <w:t>eff</w:t>
+      </w:r>
+      <w:r>
+        <w:rPr>
+          <w:b w:val="0"/>
+          <w:i w:val="0"/>
+        </w:rPr>
+        <w:t xml:space="preserve"> is retained in full in the combinatorial scan (Sec. III.D). The two principal kinetic uncertainties are thus mathematically degenerate, and the ignition boundary in the (</w:t>
+      </w:r>
+      <w:r>
+        <w:rPr>
+          <w:b w:val="0"/>
+          <w:i w:val="0"/>
+        </w:rPr>
+        <w:t>n</w:t>
+      </w:r>
+      <w:r>
+        <w:rPr>
+          <w:b w:val="0"/>
+          <w:i w:val="0"/>
+          <w:vertAlign w:val="subscript"/>
+        </w:rPr>
+        <w:t>α</w:t>
+      </w:r>
+      <w:r>
+        <w:rPr>
+          <w:b w:val="0"/>
+          <w:i w:val="0"/>
+        </w:rPr>
+        <w:t xml:space="preserve">, </w:t>
+      </w:r>
+      <w:r>
+        <w:rPr>
+          <w:b w:val="0"/>
+          <w:i w:val="0"/>
+        </w:rPr>
+        <w:t>F</w:t>
+      </w:r>
+      <w:r>
+        <w:rPr>
+          <w:b w:val="0"/>
+          <w:i w:val="0"/>
+          <w:vertAlign w:val="subscript"/>
+        </w:rPr>
+        <w:t>scale</w:t>
+      </w:r>
+      <w:r>
+        <w:rPr>
+          <w:b w:val="0"/>
+          <w:i w:val="0"/>
+        </w:rPr>
+        <w:t xml:space="preserve">) plane is a hyperbola p = p*. We find </w:t>
+      </w:r>
+      <w:r>
+        <w:rPr>
+          <w:b/>
+          <w:i w:val="0"/>
+        </w:rPr>
+        <w:t>p*(Wang) = 0.013</w:t>
+      </w:r>
+      <w:r>
+        <w:rPr>
+          <w:b w:val="0"/>
+          <w:i w:val="0"/>
+        </w:rPr>
+        <w:t xml:space="preserve"> and </w:t>
+      </w:r>
+      <w:r>
+        <w:rPr>
+          <w:b/>
+          <w:i w:val="0"/>
+        </w:rPr>
+        <w:t>p*(TB) = 0</w:t>
+      </w:r>
+      <w:r>
+        <w:rPr>
+          <w:b w:val="0"/>
+          <w:i w:val="0"/>
+        </w:rPr>
+        <w:t xml:space="preserve"> (TB ignites across the box). Figure 2 shows the resulting 2-D sensitivity map; within the conservative band (channeling efficiency ≤ 0.5) the Wang result is sub-ignition over a finite region and razor-thin elsewhere. This is an </w:t>
       </w:r>
       <w:r>
         <w:rPr>
           <w:b w:val="0"/>
           <w:i/>
         </w:rPr>
-        <w:t xml:space="preserve">. We find </w:t>
-      </w:r>
-      <w:r>
-        <w:rPr>
-          <w:b w:val="0"/>
-          <w:i/>
-        </w:rPr>
-        <w:t>p</w:t>
-      </w:r>
-      <w:r>
-        <w:rPr>
-          <w:b w:val="0"/>
-          <w:i w:val="0"/>
-        </w:rPr>
-        <w:t>(Wang) = 0.013</w:t>
-      </w:r>
-      <w:r>
-        <w:rPr>
-          <w:b/>
-          <w:i w:val="0"/>
-        </w:rPr>
-        <w:t xml:space="preserve"> and </w:t>
-      </w:r>
-      <w:r>
-        <w:rPr>
-          <w:b w:val="0"/>
-          <w:i w:val="0"/>
-        </w:rPr>
-        <w:t>p</w:t>
-      </w:r>
-      <w:r>
-        <w:rPr>
-          <w:b w:val="0"/>
-          <w:i/>
-        </w:rPr>
-        <w:t>(TB) = 0</w:t>
-      </w:r>
-      <w:r>
-        <w:rPr>
-          <w:b w:val="0"/>
-          <w:i/>
-        </w:rPr>
-        <w:t xml:space="preserve"> (TB ignites across the box). Figure 2 shows the resulting 2-D sensitivity map; within the conservative band (channeling efficiency ≤ 0.5) the Wang result is sub-ignition over a finite region and razor-thin elsewhere. This is an </w:t>
-      </w:r>
-      <w:r>
-        <w:rPr>
-          <w:b w:val="0"/>
-          <w:i w:val="0"/>
-        </w:rPr>
-        <w:t>identifiability* statement: a single effective parameter, not two, governs the kinetic margin.</w:t>
+        <w:t>identifiability</w:t>
+      </w:r>
+      <w:r>
+        <w:rPr>
+          <w:b w:val="0"/>
+          <w:i w:val="0"/>
+        </w:rPr>
+        <w:t xml:space="preserve"> statement: a single effective parameter, not two, governs the kinetic margin.</w:t>
       </w:r>
     </w:p>
     <w:p>

--- a/docs/manuscript_draft.docx
+++ b/docs/manuscript_draft.docx
@@ -7304,7 +7304,7 @@
       <w:r>
         <w:drawing>
           <wp:inline xmlns:a="http://schemas.openxmlformats.org/drawingml/2006/main" xmlns:pic="http://schemas.openxmlformats.org/drawingml/2006/picture">
-            <wp:extent cx="5852160" cy="2227011"/>
+            <wp:extent cx="5852160" cy="2215753"/>
             <wp:docPr id="1" name="Picture 1"/>
             <wp:cNvGraphicFramePr>
               <a:graphicFrameLocks noChangeAspect="1"/>
@@ -7325,7 +7325,7 @@
                   <pic:spPr>
                     <a:xfrm>
                       <a:off x="0" y="0"/>
-                      <a:ext cx="5852160" cy="2227011"/>
+                      <a:ext cx="5852160" cy="2215753"/>
                     </a:xfrm>
                     <a:prstGeom prst="rect"/>
                   </pic:spPr>
@@ -7365,7 +7365,7 @@
       <w:r>
         <w:drawing>
           <wp:inline xmlns:a="http://schemas.openxmlformats.org/drawingml/2006/main" xmlns:pic="http://schemas.openxmlformats.org/drawingml/2006/picture">
-            <wp:extent cx="5852160" cy="4752320"/>
+            <wp:extent cx="5852160" cy="4738514"/>
             <wp:docPr id="2" name="Picture 2"/>
             <wp:cNvGraphicFramePr>
               <a:graphicFrameLocks noChangeAspect="1"/>
@@ -7386,7 +7386,7 @@
                   <pic:spPr>
                     <a:xfrm>
                       <a:off x="0" y="0"/>
-                      <a:ext cx="5852160" cy="4752320"/>
+                      <a:ext cx="5852160" cy="4738514"/>
                     </a:xfrm>
                     <a:prstGeom prst="rect"/>
                   </pic:spPr>
@@ -7651,7 +7651,7 @@
       <w:r>
         <w:drawing>
           <wp:inline xmlns:a="http://schemas.openxmlformats.org/drawingml/2006/main" xmlns:pic="http://schemas.openxmlformats.org/drawingml/2006/picture">
-            <wp:extent cx="5852160" cy="4020208"/>
+            <wp:extent cx="5852160" cy="4015980"/>
             <wp:docPr id="3" name="Picture 3"/>
             <wp:cNvGraphicFramePr>
               <a:graphicFrameLocks noChangeAspect="1"/>
@@ -7672,7 +7672,7 @@
                   <pic:spPr>
                     <a:xfrm>
                       <a:off x="0" y="0"/>
-                      <a:ext cx="5852160" cy="4020208"/>
+                      <a:ext cx="5852160" cy="4015980"/>
                     </a:xfrm>
                     <a:prstGeom prst="rect"/>
                   </pic:spPr>
@@ -7762,7 +7762,7 @@
       <w:r>
         <w:drawing>
           <wp:inline xmlns:a="http://schemas.openxmlformats.org/drawingml/2006/main" xmlns:pic="http://schemas.openxmlformats.org/drawingml/2006/picture">
-            <wp:extent cx="5852160" cy="4114327"/>
+            <wp:extent cx="5852160" cy="4111633"/>
             <wp:docPr id="4" name="Picture 4"/>
             <wp:cNvGraphicFramePr>
               <a:graphicFrameLocks noChangeAspect="1"/>
@@ -7783,7 +7783,7 @@
                   <pic:spPr>
                     <a:xfrm>
                       <a:off x="0" y="0"/>
-                      <a:ext cx="5852160" cy="4114327"/>
+                      <a:ext cx="5852160" cy="4111633"/>
                     </a:xfrm>
                     <a:prstGeom prst="rect"/>
                   </pic:spPr>
@@ -7802,7 +7802,7 @@
       <w:r>
         <w:drawing>
           <wp:inline xmlns:a="http://schemas.openxmlformats.org/drawingml/2006/main" xmlns:pic="http://schemas.openxmlformats.org/drawingml/2006/picture">
-            <wp:extent cx="5852160" cy="4332078"/>
+            <wp:extent cx="5852160" cy="4335280"/>
             <wp:docPr id="5" name="Picture 5"/>
             <wp:cNvGraphicFramePr>
               <a:graphicFrameLocks noChangeAspect="1"/>
@@ -7823,7 +7823,7 @@
                   <pic:spPr>
                     <a:xfrm>
                       <a:off x="0" y="0"/>
-                      <a:ext cx="5852160" cy="4332078"/>
+                      <a:ext cx="5852160" cy="4335280"/>
                     </a:xfrm>
                     <a:prstGeom prst="rect"/>
                   </pic:spPr>
@@ -8138,7 +8138,7 @@
       <w:r>
         <w:drawing>
           <wp:inline xmlns:a="http://schemas.openxmlformats.org/drawingml/2006/main" xmlns:pic="http://schemas.openxmlformats.org/drawingml/2006/picture">
-            <wp:extent cx="5852160" cy="1746757"/>
+            <wp:extent cx="5852160" cy="1747528"/>
             <wp:docPr id="6" name="Picture 6"/>
             <wp:cNvGraphicFramePr>
               <a:graphicFrameLocks noChangeAspect="1"/>
@@ -8159,7 +8159,7 @@
                   <pic:spPr>
                     <a:xfrm>
                       <a:off x="0" y="0"/>
-                      <a:ext cx="5852160" cy="1746757"/>
+                      <a:ext cx="5852160" cy="1747528"/>
                     </a:xfrm>
                     <a:prstGeom prst="rect"/>
                   </pic:spPr>
@@ -8178,7 +8178,7 @@
       <w:r>
         <w:drawing>
           <wp:inline xmlns:a="http://schemas.openxmlformats.org/drawingml/2006/main" xmlns:pic="http://schemas.openxmlformats.org/drawingml/2006/picture">
-            <wp:extent cx="5852160" cy="2619876"/>
+            <wp:extent cx="5852160" cy="2614648"/>
             <wp:docPr id="7" name="Picture 7"/>
             <wp:cNvGraphicFramePr>
               <a:graphicFrameLocks noChangeAspect="1"/>
@@ -8199,7 +8199,7 @@
                   <pic:spPr>
                     <a:xfrm>
                       <a:off x="0" y="0"/>
-                      <a:ext cx="5852160" cy="2619876"/>
+                      <a:ext cx="5852160" cy="2614648"/>
                     </a:xfrm>
                     <a:prstGeom prst="rect"/>
                   </pic:spPr>

--- a/docs/manuscript_draft.docx
+++ b/docs/manuscript_draft.docx
@@ -117,7 +117,7 @@
           <w:b w:val="0"/>
           <w:i w:val="0"/>
         </w:rPr>
-        <w:t xml:space="preserve"> ~ 0.42). The surviving net gain in the kinetic peak rests entirely on the alpha-driven R-matrix enhancement; with the Coulomb (Putvinski) enhancement alone it is sub-ignition. We further show the two principal kinetic uncertainties—steady-state alpha density and the R-matrix factor—are mathematically degenerate, so ignition is governed by a single effective parameter. Extending to a four-term net-power budget, we scan 4×10⁶ parameter combinations and find no positive net-power island under conservative (Rider) accounting; a time-dependent treatment shows the transient </w:t>
+        <w:t xml:space="preserve"> ~ 0.42). The surviving net gain in the kinetic peak rests entirely on the alpha-driven R-matrix enhancement; with the Coulomb (Putvinski) enhancement alone it is sub-ignition. We further show the two principal kinetic uncertainties—steady-state alpha density and the R-matrix factor—are mathematically degenerate, so ignition is governed by a single effective parameter. Extending to a four-term net-power budget, we scan 4.19×10⁶ parameter combinations and find no positive net-power island under conservative (Rider) accounting; a time-dependent treatment shows the transient </w:t>
       </w:r>
       <w:r>
         <w:rPr>

--- a/docs/manuscript_draft.docx
+++ b/docs/manuscript_draft.docx
@@ -473,7 +473,7 @@
           <w:b w:val="0"/>
           <w:i w:val="0"/>
         </w:rPr>
-        <w:t xml:space="preserve"> [3] — Table 1, five resonances, the 148 keV narrow resonance retained;</w:t>
+        <w:t xml:space="preserve"> [3] — Table 1, five resonances, the 148 keV narrow resonance retained (a preprint, not yet peer-reviewed; adopted here as the primary modern cross section);</w:t>
       </w:r>
     </w:p>
     <w:p>
@@ -4383,6 +4383,103 @@
           <w:b w:val="0"/>
           <w:i w:val="0"/>
         </w:rPr>
+        <w:t xml:space="preserve">A specific reconciliation is warranted with Wang et al. [3], whose evaluation of the same cross section concludes that bremsstrahlung does not preclude p-11B ignition. At the level of a thermal fusion-to-bremsstrahlung balance we concur—with the identical parameterization our thermal ratio peaks marginally above unity (~1.01)—so the divergence is not one of cross-section physics but of accounting completeness. A bare thermal </w:t>
+      </w:r>
+      <w:r>
+        <w:rPr>
+          <w:b w:val="0"/>
+          <w:i w:val="0"/>
+        </w:rPr>
+        <w:t>P</w:t>
+      </w:r>
+      <w:r>
+        <w:rPr>
+          <w:b w:val="0"/>
+          <w:i w:val="0"/>
+          <w:vertAlign w:val="subscript"/>
+        </w:rPr>
+        <w:t>fus</w:t>
+      </w:r>
+      <w:r>
+        <w:rPr>
+          <w:b w:val="0"/>
+          <w:i w:val="0"/>
+        </w:rPr>
+        <w:t>/</w:t>
+      </w:r>
+      <w:r>
+        <w:rPr>
+          <w:b w:val="0"/>
+          <w:i w:val="0"/>
+        </w:rPr>
+        <w:t>P</w:t>
+      </w:r>
+      <w:r>
+        <w:rPr>
+          <w:b w:val="0"/>
+          <w:i w:val="0"/>
+          <w:vertAlign w:val="subscript"/>
+        </w:rPr>
+        <w:t>brems</w:t>
+      </w:r>
+      <w:r>
+        <w:rPr>
+          <w:b w:val="0"/>
+          <w:i w:val="0"/>
+        </w:rPr>
+        <w:t xml:space="preserve"> comparison reads a near-unity ratio as "not precluded," whereas the present budget additionally charges the wave-drive and recirculation costs of any non-equilibrium enhancement (</w:t>
+      </w:r>
+      <w:r>
+        <w:rPr>
+          <w:b w:val="0"/>
+          <w:i w:val="0"/>
+        </w:rPr>
+        <w:t>P</w:t>
+      </w:r>
+      <w:r>
+        <w:rPr>
+          <w:b w:val="0"/>
+          <w:i w:val="0"/>
+          <w:vertAlign w:val="subscript"/>
+        </w:rPr>
+        <w:t>drive</w:t>
+      </w:r>
+      <w:r>
+        <w:rPr>
+          <w:b w:val="0"/>
+          <w:i w:val="0"/>
+        </w:rPr>
+        <w:t xml:space="preserve">, </w:t>
+      </w:r>
+      <w:r>
+        <w:rPr>
+          <w:b w:val="0"/>
+          <w:i w:val="0"/>
+        </w:rPr>
+        <w:t>P</w:t>
+      </w:r>
+      <w:r>
+        <w:rPr>
+          <w:b w:val="0"/>
+          <w:i w:val="0"/>
+          <w:vertAlign w:val="subscript"/>
+        </w:rPr>
+        <w:t>relax</w:t>
+      </w:r>
+      <w:r>
+        <w:rPr>
+          <w:b w:val="0"/>
+          <w:i w:val="0"/>
+        </w:rPr>
+        <w:t>, à la Rider) and propagates losses across the combinatorial, transient, and spatial regimes; under this fuller accounting the near-unity thermal margin becomes a fragile, threshold-level result with no positive net-power window. Wang's conclusion is therefore not contradicted but shown to be sensitive to the completeness of the loss accounting—the very sensitivity that is this work's central theme.</w:t>
+      </w:r>
+    </w:p>
+    <w:p>
+      <w:r>
+        <w:rPr>
+          <w:b w:val="0"/>
+          <w:i w:val="0"/>
+        </w:rPr>
         <w:t>The two most discussed enhancement mechanisms enter as follows. The alpha-channeling/ash-demixing schemes [6], and subsequent spatial-separation proposals, can in principle reduce bremsstrahlung and feed the reactive tail, but in the present budget their drive and recirculation costs offset the gain at demonstrated efficiencies; the positive island, where it exists at all, requires channeling efficiencies and ash-removal rates well above demonstrated values and is therefore an unproven precondition rather than a result. The R-matrix elastic enhancement is the single lever that converts the Wang kinetic peak from sub-ignition to ~1.26; given its factor-two uncertainty, a quantitative ignition claim cannot rest on it without an independent calibration.</w:t>
       </w:r>
     </w:p>
@@ -4874,7 +4971,7 @@
           <w:i w:val="0"/>
           <w:sz w:val="20"/>
         </w:rPr>
-        <w:t>, arXiv:2601.00241 (2026).</w:t>
+        <w:t>, arXiv:2601.00241 (2026) (preprint, not yet peer-reviewed).</w:t>
       </w:r>
     </w:p>
     <w:p>

--- a/docs/manuscript_draft.docx
+++ b/docs/manuscript_draft.docx
@@ -7899,7 +7899,7 @@
       <w:r>
         <w:drawing>
           <wp:inline xmlns:a="http://schemas.openxmlformats.org/drawingml/2006/main" xmlns:pic="http://schemas.openxmlformats.org/drawingml/2006/picture">
-            <wp:extent cx="5852160" cy="4335280"/>
+            <wp:extent cx="5852160" cy="4327367"/>
             <wp:docPr id="5" name="Picture 5"/>
             <wp:cNvGraphicFramePr>
               <a:graphicFrameLocks noChangeAspect="1"/>
@@ -7920,7 +7920,7 @@
                   <pic:spPr>
                     <a:xfrm>
                       <a:off x="0" y="0"/>
-                      <a:ext cx="5852160" cy="4335280"/>
+                      <a:ext cx="5852160" cy="4327367"/>
                     </a:xfrm>
                     <a:prstGeom prst="rect"/>
                   </pic:spPr>
@@ -8235,7 +8235,7 @@
       <w:r>
         <w:drawing>
           <wp:inline xmlns:a="http://schemas.openxmlformats.org/drawingml/2006/main" xmlns:pic="http://schemas.openxmlformats.org/drawingml/2006/picture">
-            <wp:extent cx="5852160" cy="1747528"/>
+            <wp:extent cx="5852160" cy="1770311"/>
             <wp:docPr id="6" name="Picture 6"/>
             <wp:cNvGraphicFramePr>
               <a:graphicFrameLocks noChangeAspect="1"/>
@@ -8256,7 +8256,7 @@
                   <pic:spPr>
                     <a:xfrm>
                       <a:off x="0" y="0"/>
-                      <a:ext cx="5852160" cy="1747528"/>
+                      <a:ext cx="5852160" cy="1770311"/>
                     </a:xfrm>
                     <a:prstGeom prst="rect"/>
                   </pic:spPr>
@@ -8275,7 +8275,7 @@
       <w:r>
         <w:drawing>
           <wp:inline xmlns:a="http://schemas.openxmlformats.org/drawingml/2006/main" xmlns:pic="http://schemas.openxmlformats.org/drawingml/2006/picture">
-            <wp:extent cx="5852160" cy="2614648"/>
+            <wp:extent cx="5852160" cy="2617734"/>
             <wp:docPr id="7" name="Picture 7"/>
             <wp:cNvGraphicFramePr>
               <a:graphicFrameLocks noChangeAspect="1"/>
@@ -8296,7 +8296,7 @@
                   <pic:spPr>
                     <a:xfrm>
                       <a:off x="0" y="0"/>
-                      <a:ext cx="5852160" cy="2614648"/>
+                      <a:ext cx="5852160" cy="2617734"/>
                     </a:xfrm>
                     <a:prstGeom prst="rect"/>
                   </pic:spPr>

--- a/docs/manuscript_draft.docx
+++ b/docs/manuscript_draft.docx
@@ -3846,7 +3846,7 @@
           <w:b w:val="0"/>
           <w:i w:val="0"/>
         </w:rPr>
-        <w:t xml:space="preserve">, boron fraction, alpha density, channeling efficiency ≤ 0.5, tail fraction, drive efficiency, plus impurity and synchrotron losses) finds, under the strict (Rider) accounting and the modern Wang cross section, </w:t>
+        <w:t xml:space="preserve">, boron fraction, alpha density, channeling efficiency ≤ 0.5, tail fraction, drive efficiency, plus impurity and synchrotron losses; full ranges in Table 4) finds, under the strict (Rider) accounting and the modern Wang cross section, </w:t>
       </w:r>
       <w:r>
         <w:rPr>
@@ -7378,6 +7378,1208 @@
       <w:pPr>
         <w:spacing w:after="80"/>
       </w:pPr>
+    </w:p>
+    <w:p>
+      <w:pPr>
+        <w:keepNext/>
+        <w:spacing w:before="200" w:after="80"/>
+      </w:pPr>
+      <w:r>
+        <w:rPr>
+          <w:b/>
+          <w:color w:val="1A1A1A"/>
+          <w:sz w:val="24"/>
+        </w:rPr>
+        <w:t>Table 4 — Sobol scan lever ranges (combinatorial scan, Sec. III.D)</w:t>
+      </w:r>
+    </w:p>
+    <w:tbl>
+      <w:tblPr>
+        <w:tblStyle w:val="TableGrid"/>
+        <w:tblW w:type="auto" w:w="0"/>
+        <w:jc w:val="center"/>
+        <w:tblLook w:firstColumn="1" w:firstRow="1" w:lastColumn="0" w:lastRow="0" w:noHBand="0" w:noVBand="1" w:val="04A0"/>
+      </w:tblPr>
+      <w:tblGrid>
+        <w:gridCol w:w="2340"/>
+        <w:gridCol w:w="2340"/>
+        <w:gridCol w:w="2340"/>
+        <w:gridCol w:w="2340"/>
+      </w:tblGrid>
+      <w:tr>
+        <w:tc>
+          <w:tcPr>
+            <w:tcW w:type="dxa" w:w="2340"/>
+            <w:shd w:val="clear" w:color="auto" w:fill="D9E5F1"/>
+          </w:tcPr>
+          <w:p>
+            <w:pPr>
+              <w:jc w:val="left"/>
+            </w:pPr>
+            <w:r>
+              <w:rPr>
+                <w:b/>
+                <w:i w:val="0"/>
+                <w:sz w:val="20"/>
+              </w:rPr>
+              <w:t>Lever</w:t>
+            </w:r>
+          </w:p>
+        </w:tc>
+        <w:tc>
+          <w:tcPr>
+            <w:tcW w:type="dxa" w:w="2340"/>
+            <w:shd w:val="clear" w:color="auto" w:fill="D9E5F1"/>
+          </w:tcPr>
+          <w:p>
+            <w:pPr>
+              <w:jc w:val="left"/>
+            </w:pPr>
+            <w:r>
+              <w:rPr>
+                <w:b/>
+                <w:i w:val="0"/>
+                <w:sz w:val="20"/>
+              </w:rPr>
+              <w:t>Symbol</w:t>
+            </w:r>
+          </w:p>
+        </w:tc>
+        <w:tc>
+          <w:tcPr>
+            <w:tcW w:type="dxa" w:w="2340"/>
+            <w:shd w:val="clear" w:color="auto" w:fill="D9E5F1"/>
+          </w:tcPr>
+          <w:p>
+            <w:pPr>
+              <w:jc w:val="left"/>
+            </w:pPr>
+            <w:r>
+              <w:rPr>
+                <w:b/>
+                <w:i w:val="0"/>
+                <w:sz w:val="20"/>
+              </w:rPr>
+              <w:t>Range</w:t>
+            </w:r>
+          </w:p>
+        </w:tc>
+        <w:tc>
+          <w:tcPr>
+            <w:tcW w:type="dxa" w:w="2340"/>
+            <w:shd w:val="clear" w:color="auto" w:fill="D9E5F1"/>
+          </w:tcPr>
+          <w:p>
+            <w:pPr>
+              <w:jc w:val="left"/>
+            </w:pPr>
+            <w:r>
+              <w:rPr>
+                <w:b/>
+                <w:i w:val="0"/>
+                <w:sz w:val="20"/>
+              </w:rPr>
+              <w:t>Rationale</w:t>
+            </w:r>
+          </w:p>
+        </w:tc>
+      </w:tr>
+      <w:tr>
+        <w:tc>
+          <w:tcPr>
+            <w:tcW w:type="dxa" w:w="2340"/>
+          </w:tcPr>
+          <w:p>
+            <w:pPr>
+              <w:jc w:val="left"/>
+            </w:pPr>
+            <w:r>
+              <w:rPr>
+                <w:b w:val="0"/>
+                <w:i w:val="0"/>
+                <w:sz w:val="20"/>
+              </w:rPr>
+              <w:t>Ion temperature</w:t>
+            </w:r>
+          </w:p>
+        </w:tc>
+        <w:tc>
+          <w:tcPr>
+            <w:tcW w:type="dxa" w:w="2340"/>
+          </w:tcPr>
+          <w:p>
+            <w:pPr>
+              <w:jc w:val="left"/>
+            </w:pPr>
+            <w:r>
+              <w:rPr>
+                <w:b w:val="0"/>
+                <w:i w:val="0"/>
+                <w:sz w:val="20"/>
+              </w:rPr>
+              <w:t>T</w:t>
+            </w:r>
+            <w:r>
+              <w:rPr>
+                <w:b w:val="0"/>
+                <w:i w:val="0"/>
+                <w:sz w:val="20"/>
+                <w:vertAlign w:val="subscript"/>
+              </w:rPr>
+              <w:t>i</w:t>
+            </w:r>
+          </w:p>
+        </w:tc>
+        <w:tc>
+          <w:tcPr>
+            <w:tcW w:type="dxa" w:w="2340"/>
+          </w:tcPr>
+          <w:p>
+            <w:pPr>
+              <w:jc w:val="left"/>
+            </w:pPr>
+            <w:r>
+              <w:rPr>
+                <w:b w:val="0"/>
+                <w:i w:val="0"/>
+                <w:sz w:val="20"/>
+              </w:rPr>
+              <w:t>150–600 keV</w:t>
+            </w:r>
+          </w:p>
+        </w:tc>
+        <w:tc>
+          <w:tcPr>
+            <w:tcW w:type="dxa" w:w="2340"/>
+          </w:tcPr>
+          <w:p>
+            <w:pPr>
+              <w:jc w:val="left"/>
+            </w:pPr>
+            <w:r>
+              <w:rPr>
+                <w:b w:val="0"/>
+                <w:i w:val="0"/>
+                <w:sz w:val="20"/>
+              </w:rPr>
+              <w:t>Reactivity-relevant window; ⟨σv⟩ peaks near 600 keV, negligible fusion below ~150 keV.</w:t>
+            </w:r>
+          </w:p>
+        </w:tc>
+      </w:tr>
+      <w:tr>
+        <w:tc>
+          <w:tcPr>
+            <w:tcW w:type="dxa" w:w="2340"/>
+          </w:tcPr>
+          <w:p>
+            <w:pPr>
+              <w:jc w:val="left"/>
+            </w:pPr>
+            <w:r>
+              <w:rPr>
+                <w:b w:val="0"/>
+                <w:i w:val="0"/>
+                <w:sz w:val="20"/>
+              </w:rPr>
+              <w:t>Temperature ratio</w:t>
+            </w:r>
+          </w:p>
+        </w:tc>
+        <w:tc>
+          <w:tcPr>
+            <w:tcW w:type="dxa" w:w="2340"/>
+          </w:tcPr>
+          <w:p>
+            <w:pPr>
+              <w:jc w:val="left"/>
+            </w:pPr>
+            <w:r>
+              <w:rPr>
+                <w:b w:val="0"/>
+                <w:i w:val="0"/>
+                <w:sz w:val="20"/>
+              </w:rPr>
+              <w:t>T</w:t>
+            </w:r>
+            <w:r>
+              <w:rPr>
+                <w:b w:val="0"/>
+                <w:i w:val="0"/>
+                <w:sz w:val="20"/>
+                <w:vertAlign w:val="subscript"/>
+              </w:rPr>
+              <w:t>e</w:t>
+            </w:r>
+            <w:r>
+              <w:rPr>
+                <w:b w:val="0"/>
+                <w:i w:val="0"/>
+                <w:sz w:val="20"/>
+              </w:rPr>
+              <w:t>/</w:t>
+            </w:r>
+            <w:r>
+              <w:rPr>
+                <w:b w:val="0"/>
+                <w:i w:val="0"/>
+                <w:sz w:val="20"/>
+              </w:rPr>
+              <w:t>T</w:t>
+            </w:r>
+            <w:r>
+              <w:rPr>
+                <w:b w:val="0"/>
+                <w:i w:val="0"/>
+                <w:sz w:val="20"/>
+                <w:vertAlign w:val="subscript"/>
+              </w:rPr>
+              <w:t>i</w:t>
+            </w:r>
+          </w:p>
+        </w:tc>
+        <w:tc>
+          <w:tcPr>
+            <w:tcW w:type="dxa" w:w="2340"/>
+          </w:tcPr>
+          <w:p>
+            <w:pPr>
+              <w:jc w:val="left"/>
+            </w:pPr>
+            <w:r>
+              <w:rPr>
+                <w:b w:val="0"/>
+                <w:i w:val="0"/>
+                <w:sz w:val="20"/>
+              </w:rPr>
+              <w:t>0.30–1.00</w:t>
+            </w:r>
+          </w:p>
+        </w:tc>
+        <w:tc>
+          <w:tcPr>
+            <w:tcW w:type="dxa" w:w="2340"/>
+          </w:tcPr>
+          <w:p>
+            <w:pPr>
+              <w:jc w:val="left"/>
+            </w:pPr>
+            <w:r>
+              <w:rPr>
+                <w:b w:val="0"/>
+                <w:i w:val="0"/>
+                <w:sz w:val="20"/>
+              </w:rPr>
+              <w:t xml:space="preserve">Below the self-consistent value (~0.42) up to full thermalization; sub-self-consistent values are charged via </w:t>
+            </w:r>
+            <w:r>
+              <w:rPr>
+                <w:b w:val="0"/>
+                <w:i w:val="0"/>
+                <w:sz w:val="20"/>
+              </w:rPr>
+              <w:t>P</w:t>
+            </w:r>
+            <w:r>
+              <w:rPr>
+                <w:b w:val="0"/>
+                <w:i w:val="0"/>
+                <w:sz w:val="20"/>
+                <w:vertAlign w:val="subscript"/>
+              </w:rPr>
+              <w:t>relax</w:t>
+            </w:r>
+            <w:r>
+              <w:rPr>
+                <w:b w:val="0"/>
+                <w:i w:val="0"/>
+                <w:sz w:val="20"/>
+              </w:rPr>
+              <w:t>.</w:t>
+            </w:r>
+          </w:p>
+        </w:tc>
+      </w:tr>
+      <w:tr>
+        <w:tc>
+          <w:tcPr>
+            <w:tcW w:type="dxa" w:w="2340"/>
+          </w:tcPr>
+          <w:p>
+            <w:pPr>
+              <w:jc w:val="left"/>
+            </w:pPr>
+            <w:r>
+              <w:rPr>
+                <w:b w:val="0"/>
+                <w:i w:val="0"/>
+                <w:sz w:val="20"/>
+              </w:rPr>
+              <w:t>Boron fraction</w:t>
+            </w:r>
+          </w:p>
+        </w:tc>
+        <w:tc>
+          <w:tcPr>
+            <w:tcW w:type="dxa" w:w="2340"/>
+          </w:tcPr>
+          <w:p>
+            <w:pPr>
+              <w:jc w:val="left"/>
+            </w:pPr>
+            <w:r>
+              <w:rPr>
+                <w:b w:val="0"/>
+                <w:i w:val="0"/>
+                <w:sz w:val="20"/>
+              </w:rPr>
+              <w:t>f</w:t>
+            </w:r>
+            <w:r>
+              <w:rPr>
+                <w:b w:val="0"/>
+                <w:i w:val="0"/>
+                <w:sz w:val="20"/>
+                <w:vertAlign w:val="subscript"/>
+              </w:rPr>
+              <w:t>B</w:t>
+            </w:r>
+          </w:p>
+        </w:tc>
+        <w:tc>
+          <w:tcPr>
+            <w:tcW w:type="dxa" w:w="2340"/>
+          </w:tcPr>
+          <w:p>
+            <w:pPr>
+              <w:jc w:val="left"/>
+            </w:pPr>
+            <w:r>
+              <w:rPr>
+                <w:b w:val="0"/>
+                <w:i w:val="0"/>
+                <w:sz w:val="20"/>
+              </w:rPr>
+              <w:t>0.05–0.30</w:t>
+            </w:r>
+          </w:p>
+        </w:tc>
+        <w:tc>
+          <w:tcPr>
+            <w:tcW w:type="dxa" w:w="2340"/>
+          </w:tcPr>
+          <w:p>
+            <w:pPr>
+              <w:jc w:val="left"/>
+            </w:pPr>
+            <w:r>
+              <w:rPr>
+                <w:b w:val="0"/>
+                <w:i w:val="0"/>
+                <w:sz w:val="20"/>
+              </w:rPr>
+              <w:t xml:space="preserve">Brackets the reactivity-optimal fraction (~0.13); higher </w:t>
+            </w:r>
+            <w:r>
+              <w:rPr>
+                <w:b w:val="0"/>
+                <w:i w:val="0"/>
+                <w:sz w:val="20"/>
+              </w:rPr>
+              <w:t>f</w:t>
+            </w:r>
+            <w:r>
+              <w:rPr>
+                <w:b w:val="0"/>
+                <w:i w:val="0"/>
+                <w:sz w:val="20"/>
+                <w:vertAlign w:val="subscript"/>
+              </w:rPr>
+              <w:t>B</w:t>
+            </w:r>
+            <w:r>
+              <w:rPr>
+                <w:b w:val="0"/>
+                <w:i w:val="0"/>
+                <w:sz w:val="20"/>
+              </w:rPr>
+              <w:t xml:space="preserve"> raises </w:t>
+            </w:r>
+            <w:r>
+              <w:rPr>
+                <w:b w:val="0"/>
+                <w:i w:val="0"/>
+                <w:sz w:val="20"/>
+              </w:rPr>
+              <w:t>Z</w:t>
+            </w:r>
+            <w:r>
+              <w:rPr>
+                <w:b w:val="0"/>
+                <w:i w:val="0"/>
+                <w:sz w:val="20"/>
+                <w:vertAlign w:val="subscript"/>
+              </w:rPr>
+              <w:t>eff</w:t>
+            </w:r>
+            <w:r>
+              <w:rPr>
+                <w:b w:val="0"/>
+                <w:i w:val="0"/>
+                <w:sz w:val="20"/>
+              </w:rPr>
+              <w:t xml:space="preserve"> and bremsstrahlung.</w:t>
+            </w:r>
+          </w:p>
+        </w:tc>
+      </w:tr>
+      <w:tr>
+        <w:tc>
+          <w:tcPr>
+            <w:tcW w:type="dxa" w:w="2340"/>
+          </w:tcPr>
+          <w:p>
+            <w:pPr>
+              <w:jc w:val="left"/>
+            </w:pPr>
+            <w:r>
+              <w:rPr>
+                <w:b w:val="0"/>
+                <w:i w:val="0"/>
+                <w:sz w:val="20"/>
+              </w:rPr>
+              <w:t>Ash fraction</w:t>
+            </w:r>
+          </w:p>
+        </w:tc>
+        <w:tc>
+          <w:tcPr>
+            <w:tcW w:type="dxa" w:w="2340"/>
+          </w:tcPr>
+          <w:p>
+            <w:pPr>
+              <w:jc w:val="left"/>
+            </w:pPr>
+            <w:r>
+              <w:rPr>
+                <w:b w:val="0"/>
+                <w:i w:val="0"/>
+                <w:sz w:val="20"/>
+              </w:rPr>
+              <w:t>n</w:t>
+            </w:r>
+            <w:r>
+              <w:rPr>
+                <w:b w:val="0"/>
+                <w:i w:val="0"/>
+                <w:sz w:val="20"/>
+                <w:vertAlign w:val="subscript"/>
+              </w:rPr>
+              <w:t>α</w:t>
+            </w:r>
+            <w:r>
+              <w:rPr>
+                <w:b w:val="0"/>
+                <w:i w:val="0"/>
+                <w:sz w:val="20"/>
+              </w:rPr>
+              <w:t>/</w:t>
+            </w:r>
+            <w:r>
+              <w:rPr>
+                <w:b w:val="0"/>
+                <w:i w:val="0"/>
+                <w:sz w:val="20"/>
+              </w:rPr>
+              <w:t>n</w:t>
+            </w:r>
+            <w:r>
+              <w:rPr>
+                <w:b w:val="0"/>
+                <w:i w:val="0"/>
+                <w:sz w:val="20"/>
+                <w:vertAlign w:val="subscript"/>
+              </w:rPr>
+              <w:t>e</w:t>
+            </w:r>
+          </w:p>
+        </w:tc>
+        <w:tc>
+          <w:tcPr>
+            <w:tcW w:type="dxa" w:w="2340"/>
+          </w:tcPr>
+          <w:p>
+            <w:pPr>
+              <w:jc w:val="left"/>
+            </w:pPr>
+            <w:r>
+              <w:rPr>
+                <w:b w:val="0"/>
+                <w:i w:val="0"/>
+                <w:sz w:val="20"/>
+              </w:rPr>
+              <w:t>0.001–0.05</w:t>
+            </w:r>
+          </w:p>
+        </w:tc>
+        <w:tc>
+          <w:tcPr>
+            <w:tcW w:type="dxa" w:w="2340"/>
+          </w:tcPr>
+          <w:p>
+            <w:pPr>
+              <w:jc w:val="left"/>
+            </w:pPr>
+            <w:r>
+              <w:rPr>
+                <w:b w:val="0"/>
+                <w:i w:val="0"/>
+                <w:sz w:val="20"/>
+              </w:rPr>
+              <w:t>From active ash removal [6] to accumulation without active removal.</w:t>
+            </w:r>
+          </w:p>
+        </w:tc>
+      </w:tr>
+      <w:tr>
+        <w:tc>
+          <w:tcPr>
+            <w:tcW w:type="dxa" w:w="2340"/>
+          </w:tcPr>
+          <w:p>
+            <w:pPr>
+              <w:jc w:val="left"/>
+            </w:pPr>
+            <w:r>
+              <w:rPr>
+                <w:b w:val="0"/>
+                <w:i w:val="0"/>
+                <w:sz w:val="20"/>
+              </w:rPr>
+              <w:t>Channeling efficiency</w:t>
+            </w:r>
+          </w:p>
+        </w:tc>
+        <w:tc>
+          <w:tcPr>
+            <w:tcW w:type="dxa" w:w="2340"/>
+          </w:tcPr>
+          <w:p>
+            <w:pPr>
+              <w:jc w:val="left"/>
+            </w:pPr>
+            <w:r>
+              <w:rPr>
+                <w:b w:val="0"/>
+                <w:i w:val="0"/>
+                <w:sz w:val="20"/>
+              </w:rPr>
+              <w:t>η</w:t>
+            </w:r>
+            <w:r>
+              <w:rPr>
+                <w:b w:val="0"/>
+                <w:i w:val="0"/>
+                <w:sz w:val="20"/>
+                <w:vertAlign w:val="subscript"/>
+              </w:rPr>
+              <w:t>ch</w:t>
+            </w:r>
+          </w:p>
+        </w:tc>
+        <w:tc>
+          <w:tcPr>
+            <w:tcW w:type="dxa" w:w="2340"/>
+          </w:tcPr>
+          <w:p>
+            <w:pPr>
+              <w:jc w:val="left"/>
+            </w:pPr>
+            <w:r>
+              <w:rPr>
+                <w:b w:val="0"/>
+                <w:i w:val="0"/>
+                <w:sz w:val="20"/>
+              </w:rPr>
+              <w:t>0–0.5</w:t>
+            </w:r>
+          </w:p>
+        </w:tc>
+        <w:tc>
+          <w:tcPr>
+            <w:tcW w:type="dxa" w:w="2340"/>
+          </w:tcPr>
+          <w:p>
+            <w:pPr>
+              <w:jc w:val="left"/>
+            </w:pPr>
+            <w:r>
+              <w:rPr>
+                <w:b w:val="0"/>
+                <w:i w:val="0"/>
+                <w:sz w:val="20"/>
+              </w:rPr>
+              <w:t xml:space="preserve">Zero to the idealized-theory ceiling; </w:t>
+            </w:r>
+            <w:r>
+              <w:rPr>
+                <w:b w:val="0"/>
+                <w:i w:val="0"/>
+                <w:sz w:val="20"/>
+              </w:rPr>
+              <w:t>η</w:t>
+            </w:r>
+            <w:r>
+              <w:rPr>
+                <w:b w:val="0"/>
+                <w:i w:val="0"/>
+                <w:sz w:val="20"/>
+                <w:vertAlign w:val="subscript"/>
+              </w:rPr>
+              <w:t>ch</w:t>
+            </w:r>
+            <w:r>
+              <w:rPr>
+                <w:b w:val="0"/>
+                <w:i w:val="0"/>
+                <w:sz w:val="20"/>
+              </w:rPr>
+              <w:t xml:space="preserve"> &gt; 0.5 is not a demonstrated value [6].</w:t>
+            </w:r>
+          </w:p>
+        </w:tc>
+      </w:tr>
+      <w:tr>
+        <w:tc>
+          <w:tcPr>
+            <w:tcW w:type="dxa" w:w="2340"/>
+          </w:tcPr>
+          <w:p>
+            <w:pPr>
+              <w:jc w:val="left"/>
+            </w:pPr>
+            <w:r>
+              <w:rPr>
+                <w:b w:val="0"/>
+                <w:i w:val="0"/>
+                <w:sz w:val="20"/>
+              </w:rPr>
+              <w:t>Tail fraction</w:t>
+            </w:r>
+          </w:p>
+        </w:tc>
+        <w:tc>
+          <w:tcPr>
+            <w:tcW w:type="dxa" w:w="2340"/>
+          </w:tcPr>
+          <w:p>
+            <w:pPr>
+              <w:jc w:val="left"/>
+            </w:pPr>
+            <w:r>
+              <w:rPr>
+                <w:b w:val="0"/>
+                <w:i w:val="0"/>
+                <w:sz w:val="20"/>
+              </w:rPr>
+              <w:t>f</w:t>
+            </w:r>
+            <w:r>
+              <w:rPr>
+                <w:b w:val="0"/>
+                <w:i w:val="0"/>
+                <w:sz w:val="20"/>
+                <w:vertAlign w:val="subscript"/>
+              </w:rPr>
+              <w:t>tail</w:t>
+            </w:r>
+          </w:p>
+        </w:tc>
+        <w:tc>
+          <w:tcPr>
+            <w:tcW w:type="dxa" w:w="2340"/>
+          </w:tcPr>
+          <w:p>
+            <w:pPr>
+              <w:jc w:val="left"/>
+            </w:pPr>
+            <w:r>
+              <w:rPr>
+                <w:b w:val="0"/>
+                <w:i w:val="0"/>
+                <w:sz w:val="20"/>
+              </w:rPr>
+              <w:t>0.10–0.60</w:t>
+            </w:r>
+          </w:p>
+        </w:tc>
+        <w:tc>
+          <w:tcPr>
+            <w:tcW w:type="dxa" w:w="2340"/>
+          </w:tcPr>
+          <w:p>
+            <w:pPr>
+              <w:jc w:val="left"/>
+            </w:pPr>
+            <w:r>
+              <w:rPr>
+                <w:b w:val="0"/>
+                <w:i w:val="0"/>
+                <w:sz w:val="20"/>
+              </w:rPr>
+              <w:t>Fraction of channeled power feeding the reactive suprathermal tail; upper end optimistic.</w:t>
+            </w:r>
+          </w:p>
+        </w:tc>
+      </w:tr>
+      <w:tr>
+        <w:tc>
+          <w:tcPr>
+            <w:tcW w:type="dxa" w:w="2340"/>
+          </w:tcPr>
+          <w:p>
+            <w:pPr>
+              <w:jc w:val="left"/>
+            </w:pPr>
+            <w:r>
+              <w:rPr>
+                <w:b w:val="0"/>
+                <w:i w:val="0"/>
+                <w:sz w:val="20"/>
+              </w:rPr>
+              <w:t>Drive efficiency</w:t>
+            </w:r>
+          </w:p>
+        </w:tc>
+        <w:tc>
+          <w:tcPr>
+            <w:tcW w:type="dxa" w:w="2340"/>
+          </w:tcPr>
+          <w:p>
+            <w:pPr>
+              <w:jc w:val="left"/>
+            </w:pPr>
+            <w:r>
+              <w:rPr>
+                <w:b w:val="0"/>
+                <w:i w:val="0"/>
+                <w:sz w:val="20"/>
+              </w:rPr>
+              <w:t>η</w:t>
+            </w:r>
+            <w:r>
+              <w:rPr>
+                <w:b w:val="0"/>
+                <w:i w:val="0"/>
+                <w:sz w:val="20"/>
+                <w:vertAlign w:val="subscript"/>
+              </w:rPr>
+              <w:t>drive</w:t>
+            </w:r>
+          </w:p>
+        </w:tc>
+        <w:tc>
+          <w:tcPr>
+            <w:tcW w:type="dxa" w:w="2340"/>
+          </w:tcPr>
+          <w:p>
+            <w:pPr>
+              <w:jc w:val="left"/>
+            </w:pPr>
+            <w:r>
+              <w:rPr>
+                <w:b w:val="0"/>
+                <w:i w:val="0"/>
+                <w:sz w:val="20"/>
+              </w:rPr>
+              <w:t>0.30–0.80</w:t>
+            </w:r>
+          </w:p>
+        </w:tc>
+        <w:tc>
+          <w:tcPr>
+            <w:tcW w:type="dxa" w:w="2340"/>
+          </w:tcPr>
+          <w:p>
+            <w:pPr>
+              <w:jc w:val="left"/>
+            </w:pPr>
+            <w:r>
+              <w:rPr>
+                <w:b w:val="0"/>
+                <w:i w:val="0"/>
+                <w:sz w:val="20"/>
+              </w:rPr>
+              <w:t>Practical-to-optimistic RF/wave-drive efficiency.</w:t>
+            </w:r>
+          </w:p>
+        </w:tc>
+      </w:tr>
+      <w:tr>
+        <w:tc>
+          <w:tcPr>
+            <w:tcW w:type="dxa" w:w="2340"/>
+          </w:tcPr>
+          <w:p>
+            <w:pPr>
+              <w:jc w:val="left"/>
+            </w:pPr>
+            <w:r>
+              <w:rPr>
+                <w:b w:val="0"/>
+                <w:i w:val="0"/>
+                <w:sz w:val="20"/>
+              </w:rPr>
+              <w:t>Impurity fraction</w:t>
+            </w:r>
+          </w:p>
+        </w:tc>
+        <w:tc>
+          <w:tcPr>
+            <w:tcW w:type="dxa" w:w="2340"/>
+          </w:tcPr>
+          <w:p>
+            <w:pPr>
+              <w:jc w:val="left"/>
+            </w:pPr>
+            <w:r>
+              <w:rPr>
+                <w:b w:val="0"/>
+                <w:i w:val="0"/>
+                <w:sz w:val="20"/>
+              </w:rPr>
+              <w:t>f</w:t>
+            </w:r>
+            <w:r>
+              <w:rPr>
+                <w:b w:val="0"/>
+                <w:i w:val="0"/>
+                <w:sz w:val="20"/>
+                <w:vertAlign w:val="subscript"/>
+              </w:rPr>
+              <w:t>imp</w:t>
+            </w:r>
+          </w:p>
+        </w:tc>
+        <w:tc>
+          <w:tcPr>
+            <w:tcW w:type="dxa" w:w="2340"/>
+          </w:tcPr>
+          <w:p>
+            <w:pPr>
+              <w:jc w:val="left"/>
+            </w:pPr>
+            <w:r>
+              <w:rPr>
+                <w:b w:val="0"/>
+                <w:i w:val="0"/>
+                <w:sz w:val="20"/>
+              </w:rPr>
+              <w:t>0–0.02</w:t>
+            </w:r>
+          </w:p>
+        </w:tc>
+        <w:tc>
+          <w:tcPr>
+            <w:tcW w:type="dxa" w:w="2340"/>
+          </w:tcPr>
+          <w:p>
+            <w:pPr>
+              <w:jc w:val="left"/>
+            </w:pPr>
+            <w:r>
+              <w:rPr>
+                <w:b w:val="0"/>
+                <w:i w:val="0"/>
+                <w:sz w:val="20"/>
+              </w:rPr>
+              <w:t>Clean plasma to a few-percent high-Z wall contamination.</w:t>
+            </w:r>
+          </w:p>
+        </w:tc>
+      </w:tr>
+      <w:tr>
+        <w:tc>
+          <w:tcPr>
+            <w:tcW w:type="dxa" w:w="2340"/>
+          </w:tcPr>
+          <w:p>
+            <w:pPr>
+              <w:jc w:val="left"/>
+            </w:pPr>
+            <w:r>
+              <w:rPr>
+                <w:b w:val="0"/>
+                <w:i w:val="0"/>
+                <w:sz w:val="20"/>
+              </w:rPr>
+              <w:t>Synchrotron loss</w:t>
+            </w:r>
+          </w:p>
+        </w:tc>
+        <w:tc>
+          <w:tcPr>
+            <w:tcW w:type="dxa" w:w="2340"/>
+          </w:tcPr>
+          <w:p>
+            <w:pPr>
+              <w:jc w:val="left"/>
+            </w:pPr>
+            <w:r>
+              <w:rPr>
+                <w:b w:val="0"/>
+                <w:i w:val="0"/>
+                <w:sz w:val="20"/>
+              </w:rPr>
+              <w:t>ξ</w:t>
+            </w:r>
+            <w:r>
+              <w:rPr>
+                <w:b w:val="0"/>
+                <w:i w:val="0"/>
+                <w:sz w:val="20"/>
+                <w:vertAlign w:val="subscript"/>
+              </w:rPr>
+              <w:t>sync</w:t>
+            </w:r>
+          </w:p>
+        </w:tc>
+        <w:tc>
+          <w:tcPr>
+            <w:tcW w:type="dxa" w:w="2340"/>
+          </w:tcPr>
+          <w:p>
+            <w:pPr>
+              <w:jc w:val="left"/>
+            </w:pPr>
+            <w:r>
+              <w:rPr>
+                <w:b w:val="0"/>
+                <w:i w:val="0"/>
+                <w:sz w:val="20"/>
+              </w:rPr>
+              <w:t>0–0.30</w:t>
+            </w:r>
+          </w:p>
+        </w:tc>
+        <w:tc>
+          <w:tcPr>
+            <w:tcW w:type="dxa" w:w="2340"/>
+          </w:tcPr>
+          <w:p>
+            <w:pPr>
+              <w:jc w:val="left"/>
+            </w:pPr>
+            <w:r>
+              <w:rPr>
+                <w:b w:val="0"/>
+                <w:i w:val="0"/>
+                <w:sz w:val="20"/>
+              </w:rPr>
+              <w:t>Synchrotron loss as a fraction of bremsstrahlung; 0 (fully reabsorbed) to 0.30.</w:t>
+            </w:r>
+          </w:p>
+        </w:tc>
+      </w:tr>
+      <w:tr>
+        <w:tc>
+          <w:tcPr>
+            <w:tcW w:type="dxa" w:w="2340"/>
+          </w:tcPr>
+          <w:p>
+            <w:pPr>
+              <w:jc w:val="left"/>
+            </w:pPr>
+            <w:r>
+              <w:rPr>
+                <w:b w:val="0"/>
+                <w:i w:val="0"/>
+                <w:sz w:val="20"/>
+              </w:rPr>
+              <w:t>Impurity charge</w:t>
+            </w:r>
+          </w:p>
+        </w:tc>
+        <w:tc>
+          <w:tcPr>
+            <w:tcW w:type="dxa" w:w="2340"/>
+          </w:tcPr>
+          <w:p>
+            <w:pPr>
+              <w:jc w:val="left"/>
+            </w:pPr>
+            <w:r>
+              <w:rPr>
+                <w:b w:val="0"/>
+                <w:i w:val="0"/>
+                <w:sz w:val="20"/>
+              </w:rPr>
+              <w:t>Z</w:t>
+            </w:r>
+            <w:r>
+              <w:rPr>
+                <w:b w:val="0"/>
+                <w:i w:val="0"/>
+                <w:sz w:val="20"/>
+                <w:vertAlign w:val="subscript"/>
+              </w:rPr>
+              <w:t>imp</w:t>
+            </w:r>
+          </w:p>
+        </w:tc>
+        <w:tc>
+          <w:tcPr>
+            <w:tcW w:type="dxa" w:w="2340"/>
+          </w:tcPr>
+          <w:p>
+            <w:pPr>
+              <w:jc w:val="left"/>
+            </w:pPr>
+            <w:r>
+              <w:rPr>
+                <w:b w:val="0"/>
+                <w:i w:val="0"/>
+                <w:sz w:val="20"/>
+              </w:rPr>
+              <w:t>{6, 26}</w:t>
+            </w:r>
+          </w:p>
+        </w:tc>
+        <w:tc>
+          <w:tcPr>
+            <w:tcW w:type="dxa" w:w="2340"/>
+          </w:tcPr>
+          <w:p>
+            <w:pPr>
+              <w:jc w:val="left"/>
+            </w:pPr>
+            <w:r>
+              <w:rPr>
+                <w:b w:val="0"/>
+                <w:i w:val="0"/>
+                <w:sz w:val="20"/>
+              </w:rPr>
+              <w:t>Carbon and iron (realistic high-Z wall); since bremsstrahlung ∝ Z², a single low-Z would understate the penalty.</w:t>
+            </w:r>
+          </w:p>
+        </w:tc>
+      </w:tr>
+    </w:tbl>
+    <w:p>
+      <w:pPr>
+        <w:spacing w:after="80"/>
+      </w:pPr>
+    </w:p>
+    <w:p>
+      <w:r>
+        <w:rPr>
+          <w:b w:val="0"/>
+          <w:i w:val="0"/>
+        </w:rPr>
+        <w:t xml:space="preserve">(Ranges are the actual Sobol bounds of </w:t>
+      </w:r>
+      <w:r>
+        <w:rPr>
+          <w:rFonts w:ascii="Consolas" w:hAnsi="Consolas"/>
+          <w:sz w:val="20"/>
+        </w:rPr>
+        <w:t>scripts/alpha_channeling_montecarlo.py</w:t>
+      </w:r>
+      <w:r>
+        <w:rPr>
+          <w:b w:val="0"/>
+          <w:i w:val="0"/>
+        </w:rPr>
+        <w:t xml:space="preserve">; ion density </w:t>
+      </w:r>
+      <w:r>
+        <w:rPr>
+          <w:b w:val="0"/>
+          <w:i w:val="0"/>
+        </w:rPr>
+        <w:t>n</w:t>
+      </w:r>
+      <w:r>
+        <w:rPr>
+          <w:b w:val="0"/>
+          <w:i w:val="0"/>
+          <w:vertAlign w:val="subscript"/>
+        </w:rPr>
+        <w:t>i</w:t>
+      </w:r>
+      <w:r>
+        <w:rPr>
+          <w:b w:val="0"/>
+          <w:i w:val="0"/>
+        </w:rPr>
+        <w:t xml:space="preserve"> is not a lever because </w:t>
+      </w:r>
+      <w:r>
+        <w:rPr>
+          <w:b w:val="0"/>
+          <w:i w:val="0"/>
+        </w:rPr>
+        <w:t>P</w:t>
+      </w:r>
+      <w:r>
+        <w:rPr>
+          <w:b w:val="0"/>
+          <w:i w:val="0"/>
+          <w:vertAlign w:val="subscript"/>
+        </w:rPr>
+        <w:t>net</w:t>
+      </w:r>
+      <w:r>
+        <w:rPr>
+          <w:b w:val="0"/>
+          <w:i w:val="0"/>
+        </w:rPr>
+        <w:t>/</w:t>
+      </w:r>
+      <w:r>
+        <w:rPr>
+          <w:b w:val="0"/>
+          <w:i w:val="0"/>
+        </w:rPr>
+        <w:t>P</w:t>
+      </w:r>
+      <w:r>
+        <w:rPr>
+          <w:b w:val="0"/>
+          <w:i w:val="0"/>
+          <w:vertAlign w:val="subscript"/>
+        </w:rPr>
+        <w:t>brems</w:t>
+      </w:r>
+      <w:r>
+        <w:rPr>
+          <w:b w:val="0"/>
+          <w:i w:val="0"/>
+        </w:rPr>
+        <w:t xml:space="preserve"> is density-independent (both ∝ n²), and </w:t>
+      </w:r>
+      <w:r>
+        <w:rPr>
+          <w:b w:val="0"/>
+          <w:i w:val="0"/>
+        </w:rPr>
+        <w:t>Z</w:t>
+      </w:r>
+      <w:r>
+        <w:rPr>
+          <w:b w:val="0"/>
+          <w:i w:val="0"/>
+          <w:vertAlign w:val="subscript"/>
+        </w:rPr>
+        <w:t>imp</w:t>
+      </w:r>
+      <w:r>
+        <w:rPr>
+          <w:b w:val="0"/>
+          <w:i w:val="0"/>
+        </w:rPr>
+        <w:t xml:space="preserve"> is a discrete two-value scenario. The null result (0 of 4.19×10⁶) is therefore not an artifact of a narrow sampling box: even with every lever at its most optimistic bound, no positive net-power sample survives strict (Rider) accounting.)</w:t>
+      </w:r>
     </w:p>
     <w:p>
       <w:pPr>

--- a/docs/manuscript_draft.docx
+++ b/docs/manuscript_draft.docx
@@ -637,7 +637,7 @@
           <w:b w:val="0"/>
           <w:i w:val="0"/>
         </w:rPr>
-        <w:t>. The TB/Wang ratio is nearly flat at ~1.20; the TB/NS ratio rises from 1.24 (300 keV) to 1.45 (600 keV). The TB curve agrees with the original Tentori–Belloni tabulation to within 0.4%, and the low-temperature NS values are consistent with independent recent evaluations [12], and the parameterized cross sections reproduce the measured ¹¹B(p,α) S-factor [10]. Figure 1 shows σ(E) and ⟨σv⟩(T) for all three. The ~20% spread in the reactivity is the single largest modeling uncertainty entering the power balance and is propagated explicitly below.</w:t>
+        <w:t>. The TB/Wang ratio is nearly flat at ~1.20; the TB/NS ratio rises from 1.24 (300 keV) to 1.45 (600 keV). The TB curve agrees with the original Tentori–Belloni tabulation to within 0.4%, and the low-temperature NS values are consistent with independent recent evaluations [12], and the parameterized cross sections reproduce the measured ¹¹B(p,α) S-factor [10]. Figure 1 shows σ(E) and ⟨σv⟩(T) for all three. Our NS reactivity, obtained by direct S-factor integration, lies 3.9–11.4% above the widely-used NS-2000 analytic fit over 300–600 keV (see the NS-reactivity note). The ~20% spread in the reactivity is the single largest modeling uncertainty entering the power balance and is propagated explicitly below.</w:t>
       </w:r>
     </w:p>
     <w:p>

--- a/docs/manuscript_draft.docx
+++ b/docs/manuscript_draft.docx
@@ -4581,7 +4581,7 @@
           <w:b w:val="0"/>
           <w:i w:val="0"/>
         </w:rPr>
-        <w:t>All numerical results are reproduced by the released code with a fixed environment (numpy 2.x, scipy 1.x, matplotlib 3.x). All code and data are archived at Zenodo, DOI: 10.5281/zenodo.21104021 (release v2.1, commit 27495ca), and are also available at https://github.com/msyrt-sys/pB11-kinetic-ignition. Each figure and table is generated by a named script with its CSV output:</w:t>
+        <w:t>All numerical results are reproduced by the released code with a fixed environment (numpy 2.x, scipy 1.x, matplotlib 3.x). All code and data are archived at Zenodo (all-versions DOI: 10.5281/zenodo.20080162, which resolves to the latest release, v2.2), and are also available at https://github.com/msyrt-sys/pB11-kinetic-ignition. Each figure and table is generated by a named script with its CSV output:</w:t>
       </w:r>
     </w:p>
     <w:p>
